--- a/apert-vision-completo/documentacion/09_requisitos_funcionales_apk.docx
+++ b/apert-vision-completo/documentacion/09_requisitos_funcionales_apk.docx
@@ -102,12 +102,12 @@
       <w:tblPr>
         <w:tblW w:type="pct" w:w="100%"/>
         <w:tblBorders>
-          <w:top w:val="single" w:color="auto" w:sz="4"/>
-          <w:left w:val="single" w:color="auto" w:sz="4"/>
-          <w:bottom w:val="single" w:color="auto" w:sz="4"/>
-          <w:right w:val="single" w:color="auto" w:sz="4"/>
-          <w:insideH w:val="single" w:color="auto" w:sz="4"/>
-          <w:insideV w:val="single" w:color="auto" w:sz="4"/>
+          <w:top w:val="single" w:color="BFBFBF" w:sz="4"/>
+          <w:left w:val="single" w:color="BFBFBF" w:sz="4"/>
+          <w:bottom w:val="single" w:color="BFBFBF" w:sz="4"/>
+          <w:right w:val="single" w:color="BFBFBF" w:sz="4"/>
+          <w:insideH w:val="single" w:color="BFBFBF" w:sz="4"/>
+          <w:insideV w:val="single" w:color="BFBFBF" w:sz="4"/>
         </w:tblBorders>
       </w:tblPr>
       <w:tblGrid>
@@ -117,12 +117,23 @@
         <w:gridCol w:w="100"/>
       </w:tblGrid>
       <w:tr>
-        <w:tc>
-          <w:tcPr>
-            <w:shd w:fill="00A050" w:val="clear"/>
-          </w:tcPr>
-          <w:p>
-            <w:pPr>
+        <w:trPr>
+          <w:cantSplit/>
+        </w:trPr>
+        <w:tc>
+          <w:tcPr>
+            <w:shd w:fill="00A050" w:color="auto" w:val="clear"/>
+            <w:tcMar>
+              <w:top w:type="dxa" w:w="120"/>
+              <w:left w:type="dxa" w:w="140"/>
+              <w:bottom w:type="dxa" w:w="120"/>
+              <w:right w:type="dxa" w:w="140"/>
+            </w:tcMar>
+            <w:vAlign w:val="center"/>
+          </w:tcPr>
+          <w:p>
+            <w:pPr>
+              <w:spacing w:after="40" w:before="40"/>
               <w:jc w:val="left"/>
             </w:pPr>
             <w:r>
@@ -139,10 +150,18 @@
         </w:tc>
         <w:tc>
           <w:tcPr>
-            <w:shd w:fill="00A050" w:val="clear"/>
-          </w:tcPr>
-          <w:p>
-            <w:pPr>
+            <w:shd w:fill="00A050" w:color="auto" w:val="clear"/>
+            <w:tcMar>
+              <w:top w:type="dxa" w:w="120"/>
+              <w:left w:type="dxa" w:w="140"/>
+              <w:bottom w:type="dxa" w:w="120"/>
+              <w:right w:type="dxa" w:w="140"/>
+            </w:tcMar>
+            <w:vAlign w:val="center"/>
+          </w:tcPr>
+          <w:p>
+            <w:pPr>
+              <w:spacing w:after="40" w:before="40"/>
               <w:jc w:val="left"/>
             </w:pPr>
             <w:r>
@@ -159,10 +178,18 @@
         </w:tc>
         <w:tc>
           <w:tcPr>
-            <w:shd w:fill="00A050" w:val="clear"/>
-          </w:tcPr>
-          <w:p>
-            <w:pPr>
+            <w:shd w:fill="00A050" w:color="auto" w:val="clear"/>
+            <w:tcMar>
+              <w:top w:type="dxa" w:w="120"/>
+              <w:left w:type="dxa" w:w="140"/>
+              <w:bottom w:type="dxa" w:w="120"/>
+              <w:right w:type="dxa" w:w="140"/>
+            </w:tcMar>
+            <w:vAlign w:val="center"/>
+          </w:tcPr>
+          <w:p>
+            <w:pPr>
+              <w:spacing w:after="40" w:before="40"/>
               <w:jc w:val="left"/>
             </w:pPr>
             <w:r>
@@ -179,10 +206,18 @@
         </w:tc>
         <w:tc>
           <w:tcPr>
-            <w:shd w:fill="00A050" w:val="clear"/>
-          </w:tcPr>
-          <w:p>
-            <w:pPr>
+            <w:shd w:fill="00A050" w:color="auto" w:val="clear"/>
+            <w:tcMar>
+              <w:top w:type="dxa" w:w="120"/>
+              <w:left w:type="dxa" w:w="140"/>
+              <w:bottom w:type="dxa" w:w="120"/>
+              <w:right w:type="dxa" w:w="140"/>
+            </w:tcMar>
+            <w:vAlign w:val="center"/>
+          </w:tcPr>
+          <w:p>
+            <w:pPr>
+              <w:spacing w:after="40" w:before="40"/>
               <w:jc w:val="left"/>
             </w:pPr>
             <w:r>
@@ -199,12 +234,23 @@
         </w:tc>
       </w:tr>
       <w:tr>
+        <w:trPr>
+          <w:cantSplit/>
+        </w:trPr>
         <w:tc>
           <w:tcPr>
             <w:tcW w:type="pct" w:w="10%"/>
-          </w:tcPr>
-          <w:p>
-            <w:pPr>
+            <w:tcMar>
+              <w:top w:type="dxa" w:w="120"/>
+              <w:left w:type="dxa" w:w="140"/>
+              <w:bottom w:type="dxa" w:w="120"/>
+              <w:right w:type="dxa" w:w="140"/>
+            </w:tcMar>
+            <w:vAlign w:val="center"/>
+          </w:tcPr>
+          <w:p>
+            <w:pPr>
+              <w:spacing w:after="40" w:before="40"/>
               <w:jc w:val="left"/>
             </w:pPr>
             <w:r>
@@ -221,9 +267,17 @@
         <w:tc>
           <w:tcPr>
             <w:tcW w:type="pct" w:w="15%"/>
-          </w:tcPr>
-          <w:p>
-            <w:pPr>
+            <w:tcMar>
+              <w:top w:type="dxa" w:w="120"/>
+              <w:left w:type="dxa" w:w="140"/>
+              <w:bottom w:type="dxa" w:w="120"/>
+              <w:right w:type="dxa" w:w="140"/>
+            </w:tcMar>
+            <w:vAlign w:val="center"/>
+          </w:tcPr>
+          <w:p>
+            <w:pPr>
+              <w:spacing w:after="40" w:before="40"/>
               <w:jc w:val="left"/>
             </w:pPr>
             <w:r>
@@ -238,9 +292,17 @@
         <w:tc>
           <w:tcPr>
             <w:tcW w:type="pct" w:w="60%"/>
-          </w:tcPr>
-          <w:p>
-            <w:pPr>
+            <w:tcMar>
+              <w:top w:type="dxa" w:w="120"/>
+              <w:left w:type="dxa" w:w="140"/>
+              <w:bottom w:type="dxa" w:w="120"/>
+              <w:right w:type="dxa" w:w="140"/>
+            </w:tcMar>
+            <w:vAlign w:val="center"/>
+          </w:tcPr>
+          <w:p>
+            <w:pPr>
+              <w:spacing w:after="40" w:before="40"/>
               <w:jc w:val="left"/>
             </w:pPr>
             <w:r>
@@ -255,9 +317,17 @@
         <w:tc>
           <w:tcPr>
             <w:tcW w:type="pct" w:w="15%"/>
-          </w:tcPr>
-          <w:p>
-            <w:pPr>
+            <w:tcMar>
+              <w:top w:type="dxa" w:w="120"/>
+              <w:left w:type="dxa" w:w="140"/>
+              <w:bottom w:type="dxa" w:w="120"/>
+              <w:right w:type="dxa" w:w="140"/>
+            </w:tcMar>
+            <w:vAlign w:val="center"/>
+          </w:tcPr>
+          <w:p>
+            <w:pPr>
+              <w:spacing w:after="40" w:before="40"/>
               <w:jc w:val="left"/>
             </w:pPr>
             <w:r>
@@ -272,12 +342,23 @@
         </w:tc>
       </w:tr>
       <w:tr>
+        <w:trPr>
+          <w:cantSplit/>
+        </w:trPr>
         <w:tc>
           <w:tcPr>
             <w:tcW w:type="pct" w:w="10%"/>
-          </w:tcPr>
-          <w:p>
-            <w:pPr>
+            <w:tcMar>
+              <w:top w:type="dxa" w:w="120"/>
+              <w:left w:type="dxa" w:w="140"/>
+              <w:bottom w:type="dxa" w:w="120"/>
+              <w:right w:type="dxa" w:w="140"/>
+            </w:tcMar>
+            <w:vAlign w:val="center"/>
+          </w:tcPr>
+          <w:p>
+            <w:pPr>
+              <w:spacing w:after="40" w:before="40"/>
               <w:jc w:val="left"/>
             </w:pPr>
             <w:r>
@@ -294,9 +375,17 @@
         <w:tc>
           <w:tcPr>
             <w:tcW w:type="pct" w:w="15%"/>
-          </w:tcPr>
-          <w:p>
-            <w:pPr>
+            <w:tcMar>
+              <w:top w:type="dxa" w:w="120"/>
+              <w:left w:type="dxa" w:w="140"/>
+              <w:bottom w:type="dxa" w:w="120"/>
+              <w:right w:type="dxa" w:w="140"/>
+            </w:tcMar>
+            <w:vAlign w:val="center"/>
+          </w:tcPr>
+          <w:p>
+            <w:pPr>
+              <w:spacing w:after="40" w:before="40"/>
               <w:jc w:val="left"/>
             </w:pPr>
             <w:r>
@@ -311,9 +400,17 @@
         <w:tc>
           <w:tcPr>
             <w:tcW w:type="pct" w:w="60%"/>
-          </w:tcPr>
-          <w:p>
-            <w:pPr>
+            <w:tcMar>
+              <w:top w:type="dxa" w:w="120"/>
+              <w:left w:type="dxa" w:w="140"/>
+              <w:bottom w:type="dxa" w:w="120"/>
+              <w:right w:type="dxa" w:w="140"/>
+            </w:tcMar>
+            <w:vAlign w:val="center"/>
+          </w:tcPr>
+          <w:p>
+            <w:pPr>
+              <w:spacing w:after="40" w:before="40"/>
               <w:jc w:val="left"/>
             </w:pPr>
             <w:r>
@@ -328,9 +425,17 @@
         <w:tc>
           <w:tcPr>
             <w:tcW w:type="pct" w:w="15%"/>
-          </w:tcPr>
-          <w:p>
-            <w:pPr>
+            <w:tcMar>
+              <w:top w:type="dxa" w:w="120"/>
+              <w:left w:type="dxa" w:w="140"/>
+              <w:bottom w:type="dxa" w:w="120"/>
+              <w:right w:type="dxa" w:w="140"/>
+            </w:tcMar>
+            <w:vAlign w:val="center"/>
+          </w:tcPr>
+          <w:p>
+            <w:pPr>
+              <w:spacing w:after="40" w:before="40"/>
               <w:jc w:val="left"/>
             </w:pPr>
             <w:r>
@@ -345,12 +450,23 @@
         </w:tc>
       </w:tr>
       <w:tr>
+        <w:trPr>
+          <w:cantSplit/>
+        </w:trPr>
         <w:tc>
           <w:tcPr>
             <w:tcW w:type="pct" w:w="10%"/>
-          </w:tcPr>
-          <w:p>
-            <w:pPr>
+            <w:tcMar>
+              <w:top w:type="dxa" w:w="120"/>
+              <w:left w:type="dxa" w:w="140"/>
+              <w:bottom w:type="dxa" w:w="120"/>
+              <w:right w:type="dxa" w:w="140"/>
+            </w:tcMar>
+            <w:vAlign w:val="center"/>
+          </w:tcPr>
+          <w:p>
+            <w:pPr>
+              <w:spacing w:after="40" w:before="40"/>
               <w:jc w:val="left"/>
             </w:pPr>
             <w:r>
@@ -367,9 +483,17 @@
         <w:tc>
           <w:tcPr>
             <w:tcW w:type="pct" w:w="15%"/>
-          </w:tcPr>
-          <w:p>
-            <w:pPr>
+            <w:tcMar>
+              <w:top w:type="dxa" w:w="120"/>
+              <w:left w:type="dxa" w:w="140"/>
+              <w:bottom w:type="dxa" w:w="120"/>
+              <w:right w:type="dxa" w:w="140"/>
+            </w:tcMar>
+            <w:vAlign w:val="center"/>
+          </w:tcPr>
+          <w:p>
+            <w:pPr>
+              <w:spacing w:after="40" w:before="40"/>
               <w:jc w:val="left"/>
             </w:pPr>
             <w:r>
@@ -384,9 +508,17 @@
         <w:tc>
           <w:tcPr>
             <w:tcW w:type="pct" w:w="60%"/>
-          </w:tcPr>
-          <w:p>
-            <w:pPr>
+            <w:tcMar>
+              <w:top w:type="dxa" w:w="120"/>
+              <w:left w:type="dxa" w:w="140"/>
+              <w:bottom w:type="dxa" w:w="120"/>
+              <w:right w:type="dxa" w:w="140"/>
+            </w:tcMar>
+            <w:vAlign w:val="center"/>
+          </w:tcPr>
+          <w:p>
+            <w:pPr>
+              <w:spacing w:after="40" w:before="40"/>
               <w:jc w:val="left"/>
             </w:pPr>
             <w:r>
@@ -401,9 +533,17 @@
         <w:tc>
           <w:tcPr>
             <w:tcW w:type="pct" w:w="15%"/>
-          </w:tcPr>
-          <w:p>
-            <w:pPr>
+            <w:tcMar>
+              <w:top w:type="dxa" w:w="120"/>
+              <w:left w:type="dxa" w:w="140"/>
+              <w:bottom w:type="dxa" w:w="120"/>
+              <w:right w:type="dxa" w:w="140"/>
+            </w:tcMar>
+            <w:vAlign w:val="center"/>
+          </w:tcPr>
+          <w:p>
+            <w:pPr>
+              <w:spacing w:after="40" w:before="40"/>
               <w:jc w:val="left"/>
             </w:pPr>
             <w:r>
@@ -418,12 +558,23 @@
         </w:tc>
       </w:tr>
       <w:tr>
+        <w:trPr>
+          <w:cantSplit/>
+        </w:trPr>
         <w:tc>
           <w:tcPr>
             <w:tcW w:type="pct" w:w="10%"/>
-          </w:tcPr>
-          <w:p>
-            <w:pPr>
+            <w:tcMar>
+              <w:top w:type="dxa" w:w="120"/>
+              <w:left w:type="dxa" w:w="140"/>
+              <w:bottom w:type="dxa" w:w="120"/>
+              <w:right w:type="dxa" w:w="140"/>
+            </w:tcMar>
+            <w:vAlign w:val="center"/>
+          </w:tcPr>
+          <w:p>
+            <w:pPr>
+              <w:spacing w:after="40" w:before="40"/>
               <w:jc w:val="left"/>
             </w:pPr>
             <w:r>
@@ -440,9 +591,17 @@
         <w:tc>
           <w:tcPr>
             <w:tcW w:type="pct" w:w="15%"/>
-          </w:tcPr>
-          <w:p>
-            <w:pPr>
+            <w:tcMar>
+              <w:top w:type="dxa" w:w="120"/>
+              <w:left w:type="dxa" w:w="140"/>
+              <w:bottom w:type="dxa" w:w="120"/>
+              <w:right w:type="dxa" w:w="140"/>
+            </w:tcMar>
+            <w:vAlign w:val="center"/>
+          </w:tcPr>
+          <w:p>
+            <w:pPr>
+              <w:spacing w:after="40" w:before="40"/>
               <w:jc w:val="left"/>
             </w:pPr>
             <w:r>
@@ -457,9 +616,17 @@
         <w:tc>
           <w:tcPr>
             <w:tcW w:type="pct" w:w="60%"/>
-          </w:tcPr>
-          <w:p>
-            <w:pPr>
+            <w:tcMar>
+              <w:top w:type="dxa" w:w="120"/>
+              <w:left w:type="dxa" w:w="140"/>
+              <w:bottom w:type="dxa" w:w="120"/>
+              <w:right w:type="dxa" w:w="140"/>
+            </w:tcMar>
+            <w:vAlign w:val="center"/>
+          </w:tcPr>
+          <w:p>
+            <w:pPr>
+              <w:spacing w:after="40" w:before="40"/>
               <w:jc w:val="left"/>
             </w:pPr>
             <w:r>
@@ -474,9 +641,17 @@
         <w:tc>
           <w:tcPr>
             <w:tcW w:type="pct" w:w="15%"/>
-          </w:tcPr>
-          <w:p>
-            <w:pPr>
+            <w:tcMar>
+              <w:top w:type="dxa" w:w="120"/>
+              <w:left w:type="dxa" w:w="140"/>
+              <w:bottom w:type="dxa" w:w="120"/>
+              <w:right w:type="dxa" w:w="140"/>
+            </w:tcMar>
+            <w:vAlign w:val="center"/>
+          </w:tcPr>
+          <w:p>
+            <w:pPr>
+              <w:spacing w:after="40" w:before="40"/>
               <w:jc w:val="left"/>
             </w:pPr>
             <w:r>
@@ -491,12 +666,23 @@
         </w:tc>
       </w:tr>
       <w:tr>
+        <w:trPr>
+          <w:cantSplit/>
+        </w:trPr>
         <w:tc>
           <w:tcPr>
             <w:tcW w:type="pct" w:w="10%"/>
-          </w:tcPr>
-          <w:p>
-            <w:pPr>
+            <w:tcMar>
+              <w:top w:type="dxa" w:w="120"/>
+              <w:left w:type="dxa" w:w="140"/>
+              <w:bottom w:type="dxa" w:w="120"/>
+              <w:right w:type="dxa" w:w="140"/>
+            </w:tcMar>
+            <w:vAlign w:val="center"/>
+          </w:tcPr>
+          <w:p>
+            <w:pPr>
+              <w:spacing w:after="40" w:before="40"/>
               <w:jc w:val="left"/>
             </w:pPr>
             <w:r>
@@ -513,9 +699,17 @@
         <w:tc>
           <w:tcPr>
             <w:tcW w:type="pct" w:w="15%"/>
-          </w:tcPr>
-          <w:p>
-            <w:pPr>
+            <w:tcMar>
+              <w:top w:type="dxa" w:w="120"/>
+              <w:left w:type="dxa" w:w="140"/>
+              <w:bottom w:type="dxa" w:w="120"/>
+              <w:right w:type="dxa" w:w="140"/>
+            </w:tcMar>
+            <w:vAlign w:val="center"/>
+          </w:tcPr>
+          <w:p>
+            <w:pPr>
+              <w:spacing w:after="40" w:before="40"/>
               <w:jc w:val="left"/>
             </w:pPr>
             <w:r>
@@ -530,9 +724,17 @@
         <w:tc>
           <w:tcPr>
             <w:tcW w:type="pct" w:w="60%"/>
-          </w:tcPr>
-          <w:p>
-            <w:pPr>
+            <w:tcMar>
+              <w:top w:type="dxa" w:w="120"/>
+              <w:left w:type="dxa" w:w="140"/>
+              <w:bottom w:type="dxa" w:w="120"/>
+              <w:right w:type="dxa" w:w="140"/>
+            </w:tcMar>
+            <w:vAlign w:val="center"/>
+          </w:tcPr>
+          <w:p>
+            <w:pPr>
+              <w:spacing w:after="40" w:before="40"/>
               <w:jc w:val="left"/>
             </w:pPr>
             <w:r>
@@ -547,9 +749,17 @@
         <w:tc>
           <w:tcPr>
             <w:tcW w:type="pct" w:w="15%"/>
-          </w:tcPr>
-          <w:p>
-            <w:pPr>
+            <w:tcMar>
+              <w:top w:type="dxa" w:w="120"/>
+              <w:left w:type="dxa" w:w="140"/>
+              <w:bottom w:type="dxa" w:w="120"/>
+              <w:right w:type="dxa" w:w="140"/>
+            </w:tcMar>
+            <w:vAlign w:val="center"/>
+          </w:tcPr>
+          <w:p>
+            <w:pPr>
+              <w:spacing w:after="40" w:before="40"/>
               <w:jc w:val="left"/>
             </w:pPr>
             <w:r>
@@ -564,12 +774,23 @@
         </w:tc>
       </w:tr>
       <w:tr>
+        <w:trPr>
+          <w:cantSplit/>
+        </w:trPr>
         <w:tc>
           <w:tcPr>
             <w:tcW w:type="pct" w:w="10%"/>
-          </w:tcPr>
-          <w:p>
-            <w:pPr>
+            <w:tcMar>
+              <w:top w:type="dxa" w:w="120"/>
+              <w:left w:type="dxa" w:w="140"/>
+              <w:bottom w:type="dxa" w:w="120"/>
+              <w:right w:type="dxa" w:w="140"/>
+            </w:tcMar>
+            <w:vAlign w:val="center"/>
+          </w:tcPr>
+          <w:p>
+            <w:pPr>
+              <w:spacing w:after="40" w:before="40"/>
               <w:jc w:val="left"/>
             </w:pPr>
             <w:r>
@@ -586,9 +807,17 @@
         <w:tc>
           <w:tcPr>
             <w:tcW w:type="pct" w:w="15%"/>
-          </w:tcPr>
-          <w:p>
-            <w:pPr>
+            <w:tcMar>
+              <w:top w:type="dxa" w:w="120"/>
+              <w:left w:type="dxa" w:w="140"/>
+              <w:bottom w:type="dxa" w:w="120"/>
+              <w:right w:type="dxa" w:w="140"/>
+            </w:tcMar>
+            <w:vAlign w:val="center"/>
+          </w:tcPr>
+          <w:p>
+            <w:pPr>
+              <w:spacing w:after="40" w:before="40"/>
               <w:jc w:val="left"/>
             </w:pPr>
             <w:r>
@@ -603,9 +832,17 @@
         <w:tc>
           <w:tcPr>
             <w:tcW w:type="pct" w:w="60%"/>
-          </w:tcPr>
-          <w:p>
-            <w:pPr>
+            <w:tcMar>
+              <w:top w:type="dxa" w:w="120"/>
+              <w:left w:type="dxa" w:w="140"/>
+              <w:bottom w:type="dxa" w:w="120"/>
+              <w:right w:type="dxa" w:w="140"/>
+            </w:tcMar>
+            <w:vAlign w:val="center"/>
+          </w:tcPr>
+          <w:p>
+            <w:pPr>
+              <w:spacing w:after="40" w:before="40"/>
               <w:jc w:val="left"/>
             </w:pPr>
             <w:r>
@@ -620,9 +857,17 @@
         <w:tc>
           <w:tcPr>
             <w:tcW w:type="pct" w:w="15%"/>
-          </w:tcPr>
-          <w:p>
-            <w:pPr>
+            <w:tcMar>
+              <w:top w:type="dxa" w:w="120"/>
+              <w:left w:type="dxa" w:w="140"/>
+              <w:bottom w:type="dxa" w:w="120"/>
+              <w:right w:type="dxa" w:w="140"/>
+            </w:tcMar>
+            <w:vAlign w:val="center"/>
+          </w:tcPr>
+          <w:p>
+            <w:pPr>
+              <w:spacing w:after="40" w:before="40"/>
               <w:jc w:val="left"/>
             </w:pPr>
             <w:r>
@@ -657,12 +902,12 @@
       <w:tblPr>
         <w:tblW w:type="pct" w:w="100%"/>
         <w:tblBorders>
-          <w:top w:val="single" w:color="auto" w:sz="4"/>
-          <w:left w:val="single" w:color="auto" w:sz="4"/>
-          <w:bottom w:val="single" w:color="auto" w:sz="4"/>
-          <w:right w:val="single" w:color="auto" w:sz="4"/>
-          <w:insideH w:val="single" w:color="auto" w:sz="4"/>
-          <w:insideV w:val="single" w:color="auto" w:sz="4"/>
+          <w:top w:val="single" w:color="BFBFBF" w:sz="4"/>
+          <w:left w:val="single" w:color="BFBFBF" w:sz="4"/>
+          <w:bottom w:val="single" w:color="BFBFBF" w:sz="4"/>
+          <w:right w:val="single" w:color="BFBFBF" w:sz="4"/>
+          <w:insideH w:val="single" w:color="BFBFBF" w:sz="4"/>
+          <w:insideV w:val="single" w:color="BFBFBF" w:sz="4"/>
         </w:tblBorders>
       </w:tblPr>
       <w:tblGrid>
@@ -672,12 +917,23 @@
         <w:gridCol w:w="100"/>
       </w:tblGrid>
       <w:tr>
-        <w:tc>
-          <w:tcPr>
-            <w:shd w:fill="00A050" w:val="clear"/>
-          </w:tcPr>
-          <w:p>
-            <w:pPr>
+        <w:trPr>
+          <w:cantSplit/>
+        </w:trPr>
+        <w:tc>
+          <w:tcPr>
+            <w:shd w:fill="00A050" w:color="auto" w:val="clear"/>
+            <w:tcMar>
+              <w:top w:type="dxa" w:w="120"/>
+              <w:left w:type="dxa" w:w="140"/>
+              <w:bottom w:type="dxa" w:w="120"/>
+              <w:right w:type="dxa" w:w="140"/>
+            </w:tcMar>
+            <w:vAlign w:val="center"/>
+          </w:tcPr>
+          <w:p>
+            <w:pPr>
+              <w:spacing w:after="40" w:before="40"/>
               <w:jc w:val="left"/>
             </w:pPr>
             <w:r>
@@ -694,10 +950,18 @@
         </w:tc>
         <w:tc>
           <w:tcPr>
-            <w:shd w:fill="00A050" w:val="clear"/>
-          </w:tcPr>
-          <w:p>
-            <w:pPr>
+            <w:shd w:fill="00A050" w:color="auto" w:val="clear"/>
+            <w:tcMar>
+              <w:top w:type="dxa" w:w="120"/>
+              <w:left w:type="dxa" w:w="140"/>
+              <w:bottom w:type="dxa" w:w="120"/>
+              <w:right w:type="dxa" w:w="140"/>
+            </w:tcMar>
+            <w:vAlign w:val="center"/>
+          </w:tcPr>
+          <w:p>
+            <w:pPr>
+              <w:spacing w:after="40" w:before="40"/>
               <w:jc w:val="left"/>
             </w:pPr>
             <w:r>
@@ -714,10 +978,18 @@
         </w:tc>
         <w:tc>
           <w:tcPr>
-            <w:shd w:fill="00A050" w:val="clear"/>
-          </w:tcPr>
-          <w:p>
-            <w:pPr>
+            <w:shd w:fill="00A050" w:color="auto" w:val="clear"/>
+            <w:tcMar>
+              <w:top w:type="dxa" w:w="120"/>
+              <w:left w:type="dxa" w:w="140"/>
+              <w:bottom w:type="dxa" w:w="120"/>
+              <w:right w:type="dxa" w:w="140"/>
+            </w:tcMar>
+            <w:vAlign w:val="center"/>
+          </w:tcPr>
+          <w:p>
+            <w:pPr>
+              <w:spacing w:after="40" w:before="40"/>
               <w:jc w:val="left"/>
             </w:pPr>
             <w:r>
@@ -734,10 +1006,18 @@
         </w:tc>
         <w:tc>
           <w:tcPr>
-            <w:shd w:fill="00A050" w:val="clear"/>
-          </w:tcPr>
-          <w:p>
-            <w:pPr>
+            <w:shd w:fill="00A050" w:color="auto" w:val="clear"/>
+            <w:tcMar>
+              <w:top w:type="dxa" w:w="120"/>
+              <w:left w:type="dxa" w:w="140"/>
+              <w:bottom w:type="dxa" w:w="120"/>
+              <w:right w:type="dxa" w:w="140"/>
+            </w:tcMar>
+            <w:vAlign w:val="center"/>
+          </w:tcPr>
+          <w:p>
+            <w:pPr>
+              <w:spacing w:after="40" w:before="40"/>
               <w:jc w:val="left"/>
             </w:pPr>
             <w:r>
@@ -754,12 +1034,23 @@
         </w:tc>
       </w:tr>
       <w:tr>
+        <w:trPr>
+          <w:cantSplit/>
+        </w:trPr>
         <w:tc>
           <w:tcPr>
             <w:tcW w:type="pct" w:w="10%"/>
-          </w:tcPr>
-          <w:p>
-            <w:pPr>
+            <w:tcMar>
+              <w:top w:type="dxa" w:w="120"/>
+              <w:left w:type="dxa" w:w="140"/>
+              <w:bottom w:type="dxa" w:w="120"/>
+              <w:right w:type="dxa" w:w="140"/>
+            </w:tcMar>
+            <w:vAlign w:val="center"/>
+          </w:tcPr>
+          <w:p>
+            <w:pPr>
+              <w:spacing w:after="40" w:before="40"/>
               <w:jc w:val="left"/>
             </w:pPr>
             <w:r>
@@ -776,9 +1067,17 @@
         <w:tc>
           <w:tcPr>
             <w:tcW w:type="pct" w:w="15%"/>
-          </w:tcPr>
-          <w:p>
-            <w:pPr>
+            <w:tcMar>
+              <w:top w:type="dxa" w:w="120"/>
+              <w:left w:type="dxa" w:w="140"/>
+              <w:bottom w:type="dxa" w:w="120"/>
+              <w:right w:type="dxa" w:w="140"/>
+            </w:tcMar>
+            <w:vAlign w:val="center"/>
+          </w:tcPr>
+          <w:p>
+            <w:pPr>
+              <w:spacing w:after="40" w:before="40"/>
               <w:jc w:val="left"/>
             </w:pPr>
             <w:r>
@@ -793,9 +1092,17 @@
         <w:tc>
           <w:tcPr>
             <w:tcW w:type="pct" w:w="60%"/>
-          </w:tcPr>
-          <w:p>
-            <w:pPr>
+            <w:tcMar>
+              <w:top w:type="dxa" w:w="120"/>
+              <w:left w:type="dxa" w:w="140"/>
+              <w:bottom w:type="dxa" w:w="120"/>
+              <w:right w:type="dxa" w:w="140"/>
+            </w:tcMar>
+            <w:vAlign w:val="center"/>
+          </w:tcPr>
+          <w:p>
+            <w:pPr>
+              <w:spacing w:after="40" w:before="40"/>
               <w:jc w:val="left"/>
             </w:pPr>
             <w:r>
@@ -810,9 +1117,17 @@
         <w:tc>
           <w:tcPr>
             <w:tcW w:type="pct" w:w="15%"/>
-          </w:tcPr>
-          <w:p>
-            <w:pPr>
+            <w:tcMar>
+              <w:top w:type="dxa" w:w="120"/>
+              <w:left w:type="dxa" w:w="140"/>
+              <w:bottom w:type="dxa" w:w="120"/>
+              <w:right w:type="dxa" w:w="140"/>
+            </w:tcMar>
+            <w:vAlign w:val="center"/>
+          </w:tcPr>
+          <w:p>
+            <w:pPr>
+              <w:spacing w:after="40" w:before="40"/>
               <w:jc w:val="left"/>
             </w:pPr>
             <w:r>
@@ -827,12 +1142,23 @@
         </w:tc>
       </w:tr>
       <w:tr>
+        <w:trPr>
+          <w:cantSplit/>
+        </w:trPr>
         <w:tc>
           <w:tcPr>
             <w:tcW w:type="pct" w:w="10%"/>
-          </w:tcPr>
-          <w:p>
-            <w:pPr>
+            <w:tcMar>
+              <w:top w:type="dxa" w:w="120"/>
+              <w:left w:type="dxa" w:w="140"/>
+              <w:bottom w:type="dxa" w:w="120"/>
+              <w:right w:type="dxa" w:w="140"/>
+            </w:tcMar>
+            <w:vAlign w:val="center"/>
+          </w:tcPr>
+          <w:p>
+            <w:pPr>
+              <w:spacing w:after="40" w:before="40"/>
               <w:jc w:val="left"/>
             </w:pPr>
             <w:r>
@@ -849,9 +1175,17 @@
         <w:tc>
           <w:tcPr>
             <w:tcW w:type="pct" w:w="15%"/>
-          </w:tcPr>
-          <w:p>
-            <w:pPr>
+            <w:tcMar>
+              <w:top w:type="dxa" w:w="120"/>
+              <w:left w:type="dxa" w:w="140"/>
+              <w:bottom w:type="dxa" w:w="120"/>
+              <w:right w:type="dxa" w:w="140"/>
+            </w:tcMar>
+            <w:vAlign w:val="center"/>
+          </w:tcPr>
+          <w:p>
+            <w:pPr>
+              <w:spacing w:after="40" w:before="40"/>
               <w:jc w:val="left"/>
             </w:pPr>
             <w:r>
@@ -866,9 +1200,17 @@
         <w:tc>
           <w:tcPr>
             <w:tcW w:type="pct" w:w="60%"/>
-          </w:tcPr>
-          <w:p>
-            <w:pPr>
+            <w:tcMar>
+              <w:top w:type="dxa" w:w="120"/>
+              <w:left w:type="dxa" w:w="140"/>
+              <w:bottom w:type="dxa" w:w="120"/>
+              <w:right w:type="dxa" w:w="140"/>
+            </w:tcMar>
+            <w:vAlign w:val="center"/>
+          </w:tcPr>
+          <w:p>
+            <w:pPr>
+              <w:spacing w:after="40" w:before="40"/>
               <w:jc w:val="left"/>
             </w:pPr>
             <w:r>
@@ -883,9 +1225,17 @@
         <w:tc>
           <w:tcPr>
             <w:tcW w:type="pct" w:w="15%"/>
-          </w:tcPr>
-          <w:p>
-            <w:pPr>
+            <w:tcMar>
+              <w:top w:type="dxa" w:w="120"/>
+              <w:left w:type="dxa" w:w="140"/>
+              <w:bottom w:type="dxa" w:w="120"/>
+              <w:right w:type="dxa" w:w="140"/>
+            </w:tcMar>
+            <w:vAlign w:val="center"/>
+          </w:tcPr>
+          <w:p>
+            <w:pPr>
+              <w:spacing w:after="40" w:before="40"/>
               <w:jc w:val="left"/>
             </w:pPr>
             <w:r>
@@ -900,12 +1250,23 @@
         </w:tc>
       </w:tr>
       <w:tr>
+        <w:trPr>
+          <w:cantSplit/>
+        </w:trPr>
         <w:tc>
           <w:tcPr>
             <w:tcW w:type="pct" w:w="10%"/>
-          </w:tcPr>
-          <w:p>
-            <w:pPr>
+            <w:tcMar>
+              <w:top w:type="dxa" w:w="120"/>
+              <w:left w:type="dxa" w:w="140"/>
+              <w:bottom w:type="dxa" w:w="120"/>
+              <w:right w:type="dxa" w:w="140"/>
+            </w:tcMar>
+            <w:vAlign w:val="center"/>
+          </w:tcPr>
+          <w:p>
+            <w:pPr>
+              <w:spacing w:after="40" w:before="40"/>
               <w:jc w:val="left"/>
             </w:pPr>
             <w:r>
@@ -922,9 +1283,17 @@
         <w:tc>
           <w:tcPr>
             <w:tcW w:type="pct" w:w="15%"/>
-          </w:tcPr>
-          <w:p>
-            <w:pPr>
+            <w:tcMar>
+              <w:top w:type="dxa" w:w="120"/>
+              <w:left w:type="dxa" w:w="140"/>
+              <w:bottom w:type="dxa" w:w="120"/>
+              <w:right w:type="dxa" w:w="140"/>
+            </w:tcMar>
+            <w:vAlign w:val="center"/>
+          </w:tcPr>
+          <w:p>
+            <w:pPr>
+              <w:spacing w:after="40" w:before="40"/>
               <w:jc w:val="left"/>
             </w:pPr>
             <w:r>
@@ -939,9 +1308,17 @@
         <w:tc>
           <w:tcPr>
             <w:tcW w:type="pct" w:w="60%"/>
-          </w:tcPr>
-          <w:p>
-            <w:pPr>
+            <w:tcMar>
+              <w:top w:type="dxa" w:w="120"/>
+              <w:left w:type="dxa" w:w="140"/>
+              <w:bottom w:type="dxa" w:w="120"/>
+              <w:right w:type="dxa" w:w="140"/>
+            </w:tcMar>
+            <w:vAlign w:val="center"/>
+          </w:tcPr>
+          <w:p>
+            <w:pPr>
+              <w:spacing w:after="40" w:before="40"/>
               <w:jc w:val="left"/>
             </w:pPr>
             <w:r>
@@ -956,9 +1333,17 @@
         <w:tc>
           <w:tcPr>
             <w:tcW w:type="pct" w:w="15%"/>
-          </w:tcPr>
-          <w:p>
-            <w:pPr>
+            <w:tcMar>
+              <w:top w:type="dxa" w:w="120"/>
+              <w:left w:type="dxa" w:w="140"/>
+              <w:bottom w:type="dxa" w:w="120"/>
+              <w:right w:type="dxa" w:w="140"/>
+            </w:tcMar>
+            <w:vAlign w:val="center"/>
+          </w:tcPr>
+          <w:p>
+            <w:pPr>
+              <w:spacing w:after="40" w:before="40"/>
               <w:jc w:val="left"/>
             </w:pPr>
             <w:r>
@@ -973,12 +1358,23 @@
         </w:tc>
       </w:tr>
       <w:tr>
+        <w:trPr>
+          <w:cantSplit/>
+        </w:trPr>
         <w:tc>
           <w:tcPr>
             <w:tcW w:type="pct" w:w="10%"/>
-          </w:tcPr>
-          <w:p>
-            <w:pPr>
+            <w:tcMar>
+              <w:top w:type="dxa" w:w="120"/>
+              <w:left w:type="dxa" w:w="140"/>
+              <w:bottom w:type="dxa" w:w="120"/>
+              <w:right w:type="dxa" w:w="140"/>
+            </w:tcMar>
+            <w:vAlign w:val="center"/>
+          </w:tcPr>
+          <w:p>
+            <w:pPr>
+              <w:spacing w:after="40" w:before="40"/>
               <w:jc w:val="left"/>
             </w:pPr>
             <w:r>
@@ -995,9 +1391,17 @@
         <w:tc>
           <w:tcPr>
             <w:tcW w:type="pct" w:w="15%"/>
-          </w:tcPr>
-          <w:p>
-            <w:pPr>
+            <w:tcMar>
+              <w:top w:type="dxa" w:w="120"/>
+              <w:left w:type="dxa" w:w="140"/>
+              <w:bottom w:type="dxa" w:w="120"/>
+              <w:right w:type="dxa" w:w="140"/>
+            </w:tcMar>
+            <w:vAlign w:val="center"/>
+          </w:tcPr>
+          <w:p>
+            <w:pPr>
+              <w:spacing w:after="40" w:before="40"/>
               <w:jc w:val="left"/>
             </w:pPr>
             <w:r>
@@ -1012,9 +1416,17 @@
         <w:tc>
           <w:tcPr>
             <w:tcW w:type="pct" w:w="60%"/>
-          </w:tcPr>
-          <w:p>
-            <w:pPr>
+            <w:tcMar>
+              <w:top w:type="dxa" w:w="120"/>
+              <w:left w:type="dxa" w:w="140"/>
+              <w:bottom w:type="dxa" w:w="120"/>
+              <w:right w:type="dxa" w:w="140"/>
+            </w:tcMar>
+            <w:vAlign w:val="center"/>
+          </w:tcPr>
+          <w:p>
+            <w:pPr>
+              <w:spacing w:after="40" w:before="40"/>
               <w:jc w:val="left"/>
             </w:pPr>
             <w:r>
@@ -1029,9 +1441,17 @@
         <w:tc>
           <w:tcPr>
             <w:tcW w:type="pct" w:w="15%"/>
-          </w:tcPr>
-          <w:p>
-            <w:pPr>
+            <w:tcMar>
+              <w:top w:type="dxa" w:w="120"/>
+              <w:left w:type="dxa" w:w="140"/>
+              <w:bottom w:type="dxa" w:w="120"/>
+              <w:right w:type="dxa" w:w="140"/>
+            </w:tcMar>
+            <w:vAlign w:val="center"/>
+          </w:tcPr>
+          <w:p>
+            <w:pPr>
+              <w:spacing w:after="40" w:before="40"/>
               <w:jc w:val="left"/>
             </w:pPr>
             <w:r>
@@ -1046,12 +1466,23 @@
         </w:tc>
       </w:tr>
       <w:tr>
+        <w:trPr>
+          <w:cantSplit/>
+        </w:trPr>
         <w:tc>
           <w:tcPr>
             <w:tcW w:type="pct" w:w="10%"/>
-          </w:tcPr>
-          <w:p>
-            <w:pPr>
+            <w:tcMar>
+              <w:top w:type="dxa" w:w="120"/>
+              <w:left w:type="dxa" w:w="140"/>
+              <w:bottom w:type="dxa" w:w="120"/>
+              <w:right w:type="dxa" w:w="140"/>
+            </w:tcMar>
+            <w:vAlign w:val="center"/>
+          </w:tcPr>
+          <w:p>
+            <w:pPr>
+              <w:spacing w:after="40" w:before="40"/>
               <w:jc w:val="left"/>
             </w:pPr>
             <w:r>
@@ -1068,9 +1499,17 @@
         <w:tc>
           <w:tcPr>
             <w:tcW w:type="pct" w:w="15%"/>
-          </w:tcPr>
-          <w:p>
-            <w:pPr>
+            <w:tcMar>
+              <w:top w:type="dxa" w:w="120"/>
+              <w:left w:type="dxa" w:w="140"/>
+              <w:bottom w:type="dxa" w:w="120"/>
+              <w:right w:type="dxa" w:w="140"/>
+            </w:tcMar>
+            <w:vAlign w:val="center"/>
+          </w:tcPr>
+          <w:p>
+            <w:pPr>
+              <w:spacing w:after="40" w:before="40"/>
               <w:jc w:val="left"/>
             </w:pPr>
             <w:r>
@@ -1085,9 +1524,17 @@
         <w:tc>
           <w:tcPr>
             <w:tcW w:type="pct" w:w="60%"/>
-          </w:tcPr>
-          <w:p>
-            <w:pPr>
+            <w:tcMar>
+              <w:top w:type="dxa" w:w="120"/>
+              <w:left w:type="dxa" w:w="140"/>
+              <w:bottom w:type="dxa" w:w="120"/>
+              <w:right w:type="dxa" w:w="140"/>
+            </w:tcMar>
+            <w:vAlign w:val="center"/>
+          </w:tcPr>
+          <w:p>
+            <w:pPr>
+              <w:spacing w:after="40" w:before="40"/>
               <w:jc w:val="left"/>
             </w:pPr>
             <w:r>
@@ -1102,9 +1549,17 @@
         <w:tc>
           <w:tcPr>
             <w:tcW w:type="pct" w:w="15%"/>
-          </w:tcPr>
-          <w:p>
-            <w:pPr>
+            <w:tcMar>
+              <w:top w:type="dxa" w:w="120"/>
+              <w:left w:type="dxa" w:w="140"/>
+              <w:bottom w:type="dxa" w:w="120"/>
+              <w:right w:type="dxa" w:w="140"/>
+            </w:tcMar>
+            <w:vAlign w:val="center"/>
+          </w:tcPr>
+          <w:p>
+            <w:pPr>
+              <w:spacing w:after="40" w:before="40"/>
               <w:jc w:val="left"/>
             </w:pPr>
             <w:r>
@@ -1139,12 +1594,12 @@
       <w:tblPr>
         <w:tblW w:type="pct" w:w="100%"/>
         <w:tblBorders>
-          <w:top w:val="single" w:color="auto" w:sz="4"/>
-          <w:left w:val="single" w:color="auto" w:sz="4"/>
-          <w:bottom w:val="single" w:color="auto" w:sz="4"/>
-          <w:right w:val="single" w:color="auto" w:sz="4"/>
-          <w:insideH w:val="single" w:color="auto" w:sz="4"/>
-          <w:insideV w:val="single" w:color="auto" w:sz="4"/>
+          <w:top w:val="single" w:color="BFBFBF" w:sz="4"/>
+          <w:left w:val="single" w:color="BFBFBF" w:sz="4"/>
+          <w:bottom w:val="single" w:color="BFBFBF" w:sz="4"/>
+          <w:right w:val="single" w:color="BFBFBF" w:sz="4"/>
+          <w:insideH w:val="single" w:color="BFBFBF" w:sz="4"/>
+          <w:insideV w:val="single" w:color="BFBFBF" w:sz="4"/>
         </w:tblBorders>
       </w:tblPr>
       <w:tblGrid>
@@ -1154,12 +1609,23 @@
         <w:gridCol w:w="100"/>
       </w:tblGrid>
       <w:tr>
-        <w:tc>
-          <w:tcPr>
-            <w:shd w:fill="00A050" w:val="clear"/>
-          </w:tcPr>
-          <w:p>
-            <w:pPr>
+        <w:trPr>
+          <w:cantSplit/>
+        </w:trPr>
+        <w:tc>
+          <w:tcPr>
+            <w:shd w:fill="00A050" w:color="auto" w:val="clear"/>
+            <w:tcMar>
+              <w:top w:type="dxa" w:w="120"/>
+              <w:left w:type="dxa" w:w="140"/>
+              <w:bottom w:type="dxa" w:w="120"/>
+              <w:right w:type="dxa" w:w="140"/>
+            </w:tcMar>
+            <w:vAlign w:val="center"/>
+          </w:tcPr>
+          <w:p>
+            <w:pPr>
+              <w:spacing w:after="40" w:before="40"/>
               <w:jc w:val="left"/>
             </w:pPr>
             <w:r>
@@ -1176,10 +1642,18 @@
         </w:tc>
         <w:tc>
           <w:tcPr>
-            <w:shd w:fill="00A050" w:val="clear"/>
-          </w:tcPr>
-          <w:p>
-            <w:pPr>
+            <w:shd w:fill="00A050" w:color="auto" w:val="clear"/>
+            <w:tcMar>
+              <w:top w:type="dxa" w:w="120"/>
+              <w:left w:type="dxa" w:w="140"/>
+              <w:bottom w:type="dxa" w:w="120"/>
+              <w:right w:type="dxa" w:w="140"/>
+            </w:tcMar>
+            <w:vAlign w:val="center"/>
+          </w:tcPr>
+          <w:p>
+            <w:pPr>
+              <w:spacing w:after="40" w:before="40"/>
               <w:jc w:val="left"/>
             </w:pPr>
             <w:r>
@@ -1196,10 +1670,18 @@
         </w:tc>
         <w:tc>
           <w:tcPr>
-            <w:shd w:fill="00A050" w:val="clear"/>
-          </w:tcPr>
-          <w:p>
-            <w:pPr>
+            <w:shd w:fill="00A050" w:color="auto" w:val="clear"/>
+            <w:tcMar>
+              <w:top w:type="dxa" w:w="120"/>
+              <w:left w:type="dxa" w:w="140"/>
+              <w:bottom w:type="dxa" w:w="120"/>
+              <w:right w:type="dxa" w:w="140"/>
+            </w:tcMar>
+            <w:vAlign w:val="center"/>
+          </w:tcPr>
+          <w:p>
+            <w:pPr>
+              <w:spacing w:after="40" w:before="40"/>
               <w:jc w:val="left"/>
             </w:pPr>
             <w:r>
@@ -1216,10 +1698,18 @@
         </w:tc>
         <w:tc>
           <w:tcPr>
-            <w:shd w:fill="00A050" w:val="clear"/>
-          </w:tcPr>
-          <w:p>
-            <w:pPr>
+            <w:shd w:fill="00A050" w:color="auto" w:val="clear"/>
+            <w:tcMar>
+              <w:top w:type="dxa" w:w="120"/>
+              <w:left w:type="dxa" w:w="140"/>
+              <w:bottom w:type="dxa" w:w="120"/>
+              <w:right w:type="dxa" w:w="140"/>
+            </w:tcMar>
+            <w:vAlign w:val="center"/>
+          </w:tcPr>
+          <w:p>
+            <w:pPr>
+              <w:spacing w:after="40" w:before="40"/>
               <w:jc w:val="left"/>
             </w:pPr>
             <w:r>
@@ -1236,12 +1726,23 @@
         </w:tc>
       </w:tr>
       <w:tr>
+        <w:trPr>
+          <w:cantSplit/>
+        </w:trPr>
         <w:tc>
           <w:tcPr>
             <w:tcW w:type="pct" w:w="10%"/>
-          </w:tcPr>
-          <w:p>
-            <w:pPr>
+            <w:tcMar>
+              <w:top w:type="dxa" w:w="120"/>
+              <w:left w:type="dxa" w:w="140"/>
+              <w:bottom w:type="dxa" w:w="120"/>
+              <w:right w:type="dxa" w:w="140"/>
+            </w:tcMar>
+            <w:vAlign w:val="center"/>
+          </w:tcPr>
+          <w:p>
+            <w:pPr>
+              <w:spacing w:after="40" w:before="40"/>
               <w:jc w:val="left"/>
             </w:pPr>
             <w:r>
@@ -1258,9 +1759,17 @@
         <w:tc>
           <w:tcPr>
             <w:tcW w:type="pct" w:w="15%"/>
-          </w:tcPr>
-          <w:p>
-            <w:pPr>
+            <w:tcMar>
+              <w:top w:type="dxa" w:w="120"/>
+              <w:left w:type="dxa" w:w="140"/>
+              <w:bottom w:type="dxa" w:w="120"/>
+              <w:right w:type="dxa" w:w="140"/>
+            </w:tcMar>
+            <w:vAlign w:val="center"/>
+          </w:tcPr>
+          <w:p>
+            <w:pPr>
+              <w:spacing w:after="40" w:before="40"/>
               <w:jc w:val="left"/>
             </w:pPr>
             <w:r>
@@ -1275,9 +1784,17 @@
         <w:tc>
           <w:tcPr>
             <w:tcW w:type="pct" w:w="60%"/>
-          </w:tcPr>
-          <w:p>
-            <w:pPr>
+            <w:tcMar>
+              <w:top w:type="dxa" w:w="120"/>
+              <w:left w:type="dxa" w:w="140"/>
+              <w:bottom w:type="dxa" w:w="120"/>
+              <w:right w:type="dxa" w:w="140"/>
+            </w:tcMar>
+            <w:vAlign w:val="center"/>
+          </w:tcPr>
+          <w:p>
+            <w:pPr>
+              <w:spacing w:after="40" w:before="40"/>
               <w:jc w:val="left"/>
             </w:pPr>
             <w:r>
@@ -1292,9 +1809,17 @@
         <w:tc>
           <w:tcPr>
             <w:tcW w:type="pct" w:w="15%"/>
-          </w:tcPr>
-          <w:p>
-            <w:pPr>
+            <w:tcMar>
+              <w:top w:type="dxa" w:w="120"/>
+              <w:left w:type="dxa" w:w="140"/>
+              <w:bottom w:type="dxa" w:w="120"/>
+              <w:right w:type="dxa" w:w="140"/>
+            </w:tcMar>
+            <w:vAlign w:val="center"/>
+          </w:tcPr>
+          <w:p>
+            <w:pPr>
+              <w:spacing w:after="40" w:before="40"/>
               <w:jc w:val="left"/>
             </w:pPr>
             <w:r>
@@ -1309,12 +1834,23 @@
         </w:tc>
       </w:tr>
       <w:tr>
+        <w:trPr>
+          <w:cantSplit/>
+        </w:trPr>
         <w:tc>
           <w:tcPr>
             <w:tcW w:type="pct" w:w="10%"/>
-          </w:tcPr>
-          <w:p>
-            <w:pPr>
+            <w:tcMar>
+              <w:top w:type="dxa" w:w="120"/>
+              <w:left w:type="dxa" w:w="140"/>
+              <w:bottom w:type="dxa" w:w="120"/>
+              <w:right w:type="dxa" w:w="140"/>
+            </w:tcMar>
+            <w:vAlign w:val="center"/>
+          </w:tcPr>
+          <w:p>
+            <w:pPr>
+              <w:spacing w:after="40" w:before="40"/>
               <w:jc w:val="left"/>
             </w:pPr>
             <w:r>
@@ -1331,9 +1867,17 @@
         <w:tc>
           <w:tcPr>
             <w:tcW w:type="pct" w:w="15%"/>
-          </w:tcPr>
-          <w:p>
-            <w:pPr>
+            <w:tcMar>
+              <w:top w:type="dxa" w:w="120"/>
+              <w:left w:type="dxa" w:w="140"/>
+              <w:bottom w:type="dxa" w:w="120"/>
+              <w:right w:type="dxa" w:w="140"/>
+            </w:tcMar>
+            <w:vAlign w:val="center"/>
+          </w:tcPr>
+          <w:p>
+            <w:pPr>
+              <w:spacing w:after="40" w:before="40"/>
               <w:jc w:val="left"/>
             </w:pPr>
             <w:r>
@@ -1348,9 +1892,17 @@
         <w:tc>
           <w:tcPr>
             <w:tcW w:type="pct" w:w="60%"/>
-          </w:tcPr>
-          <w:p>
-            <w:pPr>
+            <w:tcMar>
+              <w:top w:type="dxa" w:w="120"/>
+              <w:left w:type="dxa" w:w="140"/>
+              <w:bottom w:type="dxa" w:w="120"/>
+              <w:right w:type="dxa" w:w="140"/>
+            </w:tcMar>
+            <w:vAlign w:val="center"/>
+          </w:tcPr>
+          <w:p>
+            <w:pPr>
+              <w:spacing w:after="40" w:before="40"/>
               <w:jc w:val="left"/>
             </w:pPr>
             <w:r>
@@ -1365,9 +1917,17 @@
         <w:tc>
           <w:tcPr>
             <w:tcW w:type="pct" w:w="15%"/>
-          </w:tcPr>
-          <w:p>
-            <w:pPr>
+            <w:tcMar>
+              <w:top w:type="dxa" w:w="120"/>
+              <w:left w:type="dxa" w:w="140"/>
+              <w:bottom w:type="dxa" w:w="120"/>
+              <w:right w:type="dxa" w:w="140"/>
+            </w:tcMar>
+            <w:vAlign w:val="center"/>
+          </w:tcPr>
+          <w:p>
+            <w:pPr>
+              <w:spacing w:after="40" w:before="40"/>
               <w:jc w:val="left"/>
             </w:pPr>
             <w:r>
@@ -1382,12 +1942,23 @@
         </w:tc>
       </w:tr>
       <w:tr>
+        <w:trPr>
+          <w:cantSplit/>
+        </w:trPr>
         <w:tc>
           <w:tcPr>
             <w:tcW w:type="pct" w:w="10%"/>
-          </w:tcPr>
-          <w:p>
-            <w:pPr>
+            <w:tcMar>
+              <w:top w:type="dxa" w:w="120"/>
+              <w:left w:type="dxa" w:w="140"/>
+              <w:bottom w:type="dxa" w:w="120"/>
+              <w:right w:type="dxa" w:w="140"/>
+            </w:tcMar>
+            <w:vAlign w:val="center"/>
+          </w:tcPr>
+          <w:p>
+            <w:pPr>
+              <w:spacing w:after="40" w:before="40"/>
               <w:jc w:val="left"/>
             </w:pPr>
             <w:r>
@@ -1404,9 +1975,17 @@
         <w:tc>
           <w:tcPr>
             <w:tcW w:type="pct" w:w="15%"/>
-          </w:tcPr>
-          <w:p>
-            <w:pPr>
+            <w:tcMar>
+              <w:top w:type="dxa" w:w="120"/>
+              <w:left w:type="dxa" w:w="140"/>
+              <w:bottom w:type="dxa" w:w="120"/>
+              <w:right w:type="dxa" w:w="140"/>
+            </w:tcMar>
+            <w:vAlign w:val="center"/>
+          </w:tcPr>
+          <w:p>
+            <w:pPr>
+              <w:spacing w:after="40" w:before="40"/>
               <w:jc w:val="left"/>
             </w:pPr>
             <w:r>
@@ -1421,9 +2000,17 @@
         <w:tc>
           <w:tcPr>
             <w:tcW w:type="pct" w:w="60%"/>
-          </w:tcPr>
-          <w:p>
-            <w:pPr>
+            <w:tcMar>
+              <w:top w:type="dxa" w:w="120"/>
+              <w:left w:type="dxa" w:w="140"/>
+              <w:bottom w:type="dxa" w:w="120"/>
+              <w:right w:type="dxa" w:w="140"/>
+            </w:tcMar>
+            <w:vAlign w:val="center"/>
+          </w:tcPr>
+          <w:p>
+            <w:pPr>
+              <w:spacing w:after="40" w:before="40"/>
               <w:jc w:val="left"/>
             </w:pPr>
             <w:r>
@@ -1438,9 +2025,17 @@
         <w:tc>
           <w:tcPr>
             <w:tcW w:type="pct" w:w="15%"/>
-          </w:tcPr>
-          <w:p>
-            <w:pPr>
+            <w:tcMar>
+              <w:top w:type="dxa" w:w="120"/>
+              <w:left w:type="dxa" w:w="140"/>
+              <w:bottom w:type="dxa" w:w="120"/>
+              <w:right w:type="dxa" w:w="140"/>
+            </w:tcMar>
+            <w:vAlign w:val="center"/>
+          </w:tcPr>
+          <w:p>
+            <w:pPr>
+              <w:spacing w:after="40" w:before="40"/>
               <w:jc w:val="left"/>
             </w:pPr>
             <w:r>
@@ -1455,12 +2050,23 @@
         </w:tc>
       </w:tr>
       <w:tr>
+        <w:trPr>
+          <w:cantSplit/>
+        </w:trPr>
         <w:tc>
           <w:tcPr>
             <w:tcW w:type="pct" w:w="10%"/>
-          </w:tcPr>
-          <w:p>
-            <w:pPr>
+            <w:tcMar>
+              <w:top w:type="dxa" w:w="120"/>
+              <w:left w:type="dxa" w:w="140"/>
+              <w:bottom w:type="dxa" w:w="120"/>
+              <w:right w:type="dxa" w:w="140"/>
+            </w:tcMar>
+            <w:vAlign w:val="center"/>
+          </w:tcPr>
+          <w:p>
+            <w:pPr>
+              <w:spacing w:after="40" w:before="40"/>
               <w:jc w:val="left"/>
             </w:pPr>
             <w:r>
@@ -1477,9 +2083,17 @@
         <w:tc>
           <w:tcPr>
             <w:tcW w:type="pct" w:w="15%"/>
-          </w:tcPr>
-          <w:p>
-            <w:pPr>
+            <w:tcMar>
+              <w:top w:type="dxa" w:w="120"/>
+              <w:left w:type="dxa" w:w="140"/>
+              <w:bottom w:type="dxa" w:w="120"/>
+              <w:right w:type="dxa" w:w="140"/>
+            </w:tcMar>
+            <w:vAlign w:val="center"/>
+          </w:tcPr>
+          <w:p>
+            <w:pPr>
+              <w:spacing w:after="40" w:before="40"/>
               <w:jc w:val="left"/>
             </w:pPr>
             <w:r>
@@ -1494,9 +2108,17 @@
         <w:tc>
           <w:tcPr>
             <w:tcW w:type="pct" w:w="60%"/>
-          </w:tcPr>
-          <w:p>
-            <w:pPr>
+            <w:tcMar>
+              <w:top w:type="dxa" w:w="120"/>
+              <w:left w:type="dxa" w:w="140"/>
+              <w:bottom w:type="dxa" w:w="120"/>
+              <w:right w:type="dxa" w:w="140"/>
+            </w:tcMar>
+            <w:vAlign w:val="center"/>
+          </w:tcPr>
+          <w:p>
+            <w:pPr>
+              <w:spacing w:after="40" w:before="40"/>
               <w:jc w:val="left"/>
             </w:pPr>
             <w:r>
@@ -1511,9 +2133,17 @@
         <w:tc>
           <w:tcPr>
             <w:tcW w:type="pct" w:w="15%"/>
-          </w:tcPr>
-          <w:p>
-            <w:pPr>
+            <w:tcMar>
+              <w:top w:type="dxa" w:w="120"/>
+              <w:left w:type="dxa" w:w="140"/>
+              <w:bottom w:type="dxa" w:w="120"/>
+              <w:right w:type="dxa" w:w="140"/>
+            </w:tcMar>
+            <w:vAlign w:val="center"/>
+          </w:tcPr>
+          <w:p>
+            <w:pPr>
+              <w:spacing w:after="40" w:before="40"/>
               <w:jc w:val="left"/>
             </w:pPr>
             <w:r>
@@ -1548,12 +2178,12 @@
       <w:tblPr>
         <w:tblW w:type="pct" w:w="100%"/>
         <w:tblBorders>
-          <w:top w:val="single" w:color="auto" w:sz="4"/>
-          <w:left w:val="single" w:color="auto" w:sz="4"/>
-          <w:bottom w:val="single" w:color="auto" w:sz="4"/>
-          <w:right w:val="single" w:color="auto" w:sz="4"/>
-          <w:insideH w:val="single" w:color="auto" w:sz="4"/>
-          <w:insideV w:val="single" w:color="auto" w:sz="4"/>
+          <w:top w:val="single" w:color="BFBFBF" w:sz="4"/>
+          <w:left w:val="single" w:color="BFBFBF" w:sz="4"/>
+          <w:bottom w:val="single" w:color="BFBFBF" w:sz="4"/>
+          <w:right w:val="single" w:color="BFBFBF" w:sz="4"/>
+          <w:insideH w:val="single" w:color="BFBFBF" w:sz="4"/>
+          <w:insideV w:val="single" w:color="BFBFBF" w:sz="4"/>
         </w:tblBorders>
       </w:tblPr>
       <w:tblGrid>
@@ -1563,12 +2193,23 @@
         <w:gridCol w:w="100"/>
       </w:tblGrid>
       <w:tr>
-        <w:tc>
-          <w:tcPr>
-            <w:shd w:fill="00A050" w:val="clear"/>
-          </w:tcPr>
-          <w:p>
-            <w:pPr>
+        <w:trPr>
+          <w:cantSplit/>
+        </w:trPr>
+        <w:tc>
+          <w:tcPr>
+            <w:shd w:fill="00A050" w:color="auto" w:val="clear"/>
+            <w:tcMar>
+              <w:top w:type="dxa" w:w="120"/>
+              <w:left w:type="dxa" w:w="140"/>
+              <w:bottom w:type="dxa" w:w="120"/>
+              <w:right w:type="dxa" w:w="140"/>
+            </w:tcMar>
+            <w:vAlign w:val="center"/>
+          </w:tcPr>
+          <w:p>
+            <w:pPr>
+              <w:spacing w:after="40" w:before="40"/>
               <w:jc w:val="left"/>
             </w:pPr>
             <w:r>
@@ -1585,10 +2226,18 @@
         </w:tc>
         <w:tc>
           <w:tcPr>
-            <w:shd w:fill="00A050" w:val="clear"/>
-          </w:tcPr>
-          <w:p>
-            <w:pPr>
+            <w:shd w:fill="00A050" w:color="auto" w:val="clear"/>
+            <w:tcMar>
+              <w:top w:type="dxa" w:w="120"/>
+              <w:left w:type="dxa" w:w="140"/>
+              <w:bottom w:type="dxa" w:w="120"/>
+              <w:right w:type="dxa" w:w="140"/>
+            </w:tcMar>
+            <w:vAlign w:val="center"/>
+          </w:tcPr>
+          <w:p>
+            <w:pPr>
+              <w:spacing w:after="40" w:before="40"/>
               <w:jc w:val="left"/>
             </w:pPr>
             <w:r>
@@ -1605,10 +2254,18 @@
         </w:tc>
         <w:tc>
           <w:tcPr>
-            <w:shd w:fill="00A050" w:val="clear"/>
-          </w:tcPr>
-          <w:p>
-            <w:pPr>
+            <w:shd w:fill="00A050" w:color="auto" w:val="clear"/>
+            <w:tcMar>
+              <w:top w:type="dxa" w:w="120"/>
+              <w:left w:type="dxa" w:w="140"/>
+              <w:bottom w:type="dxa" w:w="120"/>
+              <w:right w:type="dxa" w:w="140"/>
+            </w:tcMar>
+            <w:vAlign w:val="center"/>
+          </w:tcPr>
+          <w:p>
+            <w:pPr>
+              <w:spacing w:after="40" w:before="40"/>
               <w:jc w:val="left"/>
             </w:pPr>
             <w:r>
@@ -1625,10 +2282,18 @@
         </w:tc>
         <w:tc>
           <w:tcPr>
-            <w:shd w:fill="00A050" w:val="clear"/>
-          </w:tcPr>
-          <w:p>
-            <w:pPr>
+            <w:shd w:fill="00A050" w:color="auto" w:val="clear"/>
+            <w:tcMar>
+              <w:top w:type="dxa" w:w="120"/>
+              <w:left w:type="dxa" w:w="140"/>
+              <w:bottom w:type="dxa" w:w="120"/>
+              <w:right w:type="dxa" w:w="140"/>
+            </w:tcMar>
+            <w:vAlign w:val="center"/>
+          </w:tcPr>
+          <w:p>
+            <w:pPr>
+              <w:spacing w:after="40" w:before="40"/>
               <w:jc w:val="left"/>
             </w:pPr>
             <w:r>
@@ -1645,12 +2310,23 @@
         </w:tc>
       </w:tr>
       <w:tr>
+        <w:trPr>
+          <w:cantSplit/>
+        </w:trPr>
         <w:tc>
           <w:tcPr>
             <w:tcW w:type="pct" w:w="10%"/>
-          </w:tcPr>
-          <w:p>
-            <w:pPr>
+            <w:tcMar>
+              <w:top w:type="dxa" w:w="120"/>
+              <w:left w:type="dxa" w:w="140"/>
+              <w:bottom w:type="dxa" w:w="120"/>
+              <w:right w:type="dxa" w:w="140"/>
+            </w:tcMar>
+            <w:vAlign w:val="center"/>
+          </w:tcPr>
+          <w:p>
+            <w:pPr>
+              <w:spacing w:after="40" w:before="40"/>
               <w:jc w:val="left"/>
             </w:pPr>
             <w:r>
@@ -1667,9 +2343,17 @@
         <w:tc>
           <w:tcPr>
             <w:tcW w:type="pct" w:w="15%"/>
-          </w:tcPr>
-          <w:p>
-            <w:pPr>
+            <w:tcMar>
+              <w:top w:type="dxa" w:w="120"/>
+              <w:left w:type="dxa" w:w="140"/>
+              <w:bottom w:type="dxa" w:w="120"/>
+              <w:right w:type="dxa" w:w="140"/>
+            </w:tcMar>
+            <w:vAlign w:val="center"/>
+          </w:tcPr>
+          <w:p>
+            <w:pPr>
+              <w:spacing w:after="40" w:before="40"/>
               <w:jc w:val="left"/>
             </w:pPr>
             <w:r>
@@ -1684,9 +2368,17 @@
         <w:tc>
           <w:tcPr>
             <w:tcW w:type="pct" w:w="60%"/>
-          </w:tcPr>
-          <w:p>
-            <w:pPr>
+            <w:tcMar>
+              <w:top w:type="dxa" w:w="120"/>
+              <w:left w:type="dxa" w:w="140"/>
+              <w:bottom w:type="dxa" w:w="120"/>
+              <w:right w:type="dxa" w:w="140"/>
+            </w:tcMar>
+            <w:vAlign w:val="center"/>
+          </w:tcPr>
+          <w:p>
+            <w:pPr>
+              <w:spacing w:after="40" w:before="40"/>
               <w:jc w:val="left"/>
             </w:pPr>
             <w:r>
@@ -1701,9 +2393,17 @@
         <w:tc>
           <w:tcPr>
             <w:tcW w:type="pct" w:w="15%"/>
-          </w:tcPr>
-          <w:p>
-            <w:pPr>
+            <w:tcMar>
+              <w:top w:type="dxa" w:w="120"/>
+              <w:left w:type="dxa" w:w="140"/>
+              <w:bottom w:type="dxa" w:w="120"/>
+              <w:right w:type="dxa" w:w="140"/>
+            </w:tcMar>
+            <w:vAlign w:val="center"/>
+          </w:tcPr>
+          <w:p>
+            <w:pPr>
+              <w:spacing w:after="40" w:before="40"/>
               <w:jc w:val="left"/>
             </w:pPr>
             <w:r>
@@ -1718,12 +2418,23 @@
         </w:tc>
       </w:tr>
       <w:tr>
+        <w:trPr>
+          <w:cantSplit/>
+        </w:trPr>
         <w:tc>
           <w:tcPr>
             <w:tcW w:type="pct" w:w="10%"/>
-          </w:tcPr>
-          <w:p>
-            <w:pPr>
+            <w:tcMar>
+              <w:top w:type="dxa" w:w="120"/>
+              <w:left w:type="dxa" w:w="140"/>
+              <w:bottom w:type="dxa" w:w="120"/>
+              <w:right w:type="dxa" w:w="140"/>
+            </w:tcMar>
+            <w:vAlign w:val="center"/>
+          </w:tcPr>
+          <w:p>
+            <w:pPr>
+              <w:spacing w:after="40" w:before="40"/>
               <w:jc w:val="left"/>
             </w:pPr>
             <w:r>
@@ -1740,9 +2451,17 @@
         <w:tc>
           <w:tcPr>
             <w:tcW w:type="pct" w:w="15%"/>
-          </w:tcPr>
-          <w:p>
-            <w:pPr>
+            <w:tcMar>
+              <w:top w:type="dxa" w:w="120"/>
+              <w:left w:type="dxa" w:w="140"/>
+              <w:bottom w:type="dxa" w:w="120"/>
+              <w:right w:type="dxa" w:w="140"/>
+            </w:tcMar>
+            <w:vAlign w:val="center"/>
+          </w:tcPr>
+          <w:p>
+            <w:pPr>
+              <w:spacing w:after="40" w:before="40"/>
               <w:jc w:val="left"/>
             </w:pPr>
             <w:r>
@@ -1757,9 +2476,17 @@
         <w:tc>
           <w:tcPr>
             <w:tcW w:type="pct" w:w="60%"/>
-          </w:tcPr>
-          <w:p>
-            <w:pPr>
+            <w:tcMar>
+              <w:top w:type="dxa" w:w="120"/>
+              <w:left w:type="dxa" w:w="140"/>
+              <w:bottom w:type="dxa" w:w="120"/>
+              <w:right w:type="dxa" w:w="140"/>
+            </w:tcMar>
+            <w:vAlign w:val="center"/>
+          </w:tcPr>
+          <w:p>
+            <w:pPr>
+              <w:spacing w:after="40" w:before="40"/>
               <w:jc w:val="left"/>
             </w:pPr>
             <w:r>
@@ -1774,9 +2501,17 @@
         <w:tc>
           <w:tcPr>
             <w:tcW w:type="pct" w:w="15%"/>
-          </w:tcPr>
-          <w:p>
-            <w:pPr>
+            <w:tcMar>
+              <w:top w:type="dxa" w:w="120"/>
+              <w:left w:type="dxa" w:w="140"/>
+              <w:bottom w:type="dxa" w:w="120"/>
+              <w:right w:type="dxa" w:w="140"/>
+            </w:tcMar>
+            <w:vAlign w:val="center"/>
+          </w:tcPr>
+          <w:p>
+            <w:pPr>
+              <w:spacing w:after="40" w:before="40"/>
               <w:jc w:val="left"/>
             </w:pPr>
             <w:r>
@@ -1791,12 +2526,23 @@
         </w:tc>
       </w:tr>
       <w:tr>
+        <w:trPr>
+          <w:cantSplit/>
+        </w:trPr>
         <w:tc>
           <w:tcPr>
             <w:tcW w:type="pct" w:w="10%"/>
-          </w:tcPr>
-          <w:p>
-            <w:pPr>
+            <w:tcMar>
+              <w:top w:type="dxa" w:w="120"/>
+              <w:left w:type="dxa" w:w="140"/>
+              <w:bottom w:type="dxa" w:w="120"/>
+              <w:right w:type="dxa" w:w="140"/>
+            </w:tcMar>
+            <w:vAlign w:val="center"/>
+          </w:tcPr>
+          <w:p>
+            <w:pPr>
+              <w:spacing w:after="40" w:before="40"/>
               <w:jc w:val="left"/>
             </w:pPr>
             <w:r>
@@ -1813,9 +2559,17 @@
         <w:tc>
           <w:tcPr>
             <w:tcW w:type="pct" w:w="15%"/>
-          </w:tcPr>
-          <w:p>
-            <w:pPr>
+            <w:tcMar>
+              <w:top w:type="dxa" w:w="120"/>
+              <w:left w:type="dxa" w:w="140"/>
+              <w:bottom w:type="dxa" w:w="120"/>
+              <w:right w:type="dxa" w:w="140"/>
+            </w:tcMar>
+            <w:vAlign w:val="center"/>
+          </w:tcPr>
+          <w:p>
+            <w:pPr>
+              <w:spacing w:after="40" w:before="40"/>
               <w:jc w:val="left"/>
             </w:pPr>
             <w:r>
@@ -1830,9 +2584,17 @@
         <w:tc>
           <w:tcPr>
             <w:tcW w:type="pct" w:w="60%"/>
-          </w:tcPr>
-          <w:p>
-            <w:pPr>
+            <w:tcMar>
+              <w:top w:type="dxa" w:w="120"/>
+              <w:left w:type="dxa" w:w="140"/>
+              <w:bottom w:type="dxa" w:w="120"/>
+              <w:right w:type="dxa" w:w="140"/>
+            </w:tcMar>
+            <w:vAlign w:val="center"/>
+          </w:tcPr>
+          <w:p>
+            <w:pPr>
+              <w:spacing w:after="40" w:before="40"/>
               <w:jc w:val="left"/>
             </w:pPr>
             <w:r>
@@ -1847,9 +2609,17 @@
         <w:tc>
           <w:tcPr>
             <w:tcW w:type="pct" w:w="15%"/>
-          </w:tcPr>
-          <w:p>
-            <w:pPr>
+            <w:tcMar>
+              <w:top w:type="dxa" w:w="120"/>
+              <w:left w:type="dxa" w:w="140"/>
+              <w:bottom w:type="dxa" w:w="120"/>
+              <w:right w:type="dxa" w:w="140"/>
+            </w:tcMar>
+            <w:vAlign w:val="center"/>
+          </w:tcPr>
+          <w:p>
+            <w:pPr>
+              <w:spacing w:after="40" w:before="40"/>
               <w:jc w:val="left"/>
             </w:pPr>
             <w:r>
@@ -1864,12 +2634,23 @@
         </w:tc>
       </w:tr>
       <w:tr>
+        <w:trPr>
+          <w:cantSplit/>
+        </w:trPr>
         <w:tc>
           <w:tcPr>
             <w:tcW w:type="pct" w:w="10%"/>
-          </w:tcPr>
-          <w:p>
-            <w:pPr>
+            <w:tcMar>
+              <w:top w:type="dxa" w:w="120"/>
+              <w:left w:type="dxa" w:w="140"/>
+              <w:bottom w:type="dxa" w:w="120"/>
+              <w:right w:type="dxa" w:w="140"/>
+            </w:tcMar>
+            <w:vAlign w:val="center"/>
+          </w:tcPr>
+          <w:p>
+            <w:pPr>
+              <w:spacing w:after="40" w:before="40"/>
               <w:jc w:val="left"/>
             </w:pPr>
             <w:r>
@@ -1886,9 +2667,17 @@
         <w:tc>
           <w:tcPr>
             <w:tcW w:type="pct" w:w="15%"/>
-          </w:tcPr>
-          <w:p>
-            <w:pPr>
+            <w:tcMar>
+              <w:top w:type="dxa" w:w="120"/>
+              <w:left w:type="dxa" w:w="140"/>
+              <w:bottom w:type="dxa" w:w="120"/>
+              <w:right w:type="dxa" w:w="140"/>
+            </w:tcMar>
+            <w:vAlign w:val="center"/>
+          </w:tcPr>
+          <w:p>
+            <w:pPr>
+              <w:spacing w:after="40" w:before="40"/>
               <w:jc w:val="left"/>
             </w:pPr>
             <w:r>
@@ -1903,9 +2692,17 @@
         <w:tc>
           <w:tcPr>
             <w:tcW w:type="pct" w:w="60%"/>
-          </w:tcPr>
-          <w:p>
-            <w:pPr>
+            <w:tcMar>
+              <w:top w:type="dxa" w:w="120"/>
+              <w:left w:type="dxa" w:w="140"/>
+              <w:bottom w:type="dxa" w:w="120"/>
+              <w:right w:type="dxa" w:w="140"/>
+            </w:tcMar>
+            <w:vAlign w:val="center"/>
+          </w:tcPr>
+          <w:p>
+            <w:pPr>
+              <w:spacing w:after="40" w:before="40"/>
               <w:jc w:val="left"/>
             </w:pPr>
             <w:r>
@@ -1920,9 +2717,17 @@
         <w:tc>
           <w:tcPr>
             <w:tcW w:type="pct" w:w="15%"/>
-          </w:tcPr>
-          <w:p>
-            <w:pPr>
+            <w:tcMar>
+              <w:top w:type="dxa" w:w="120"/>
+              <w:left w:type="dxa" w:w="140"/>
+              <w:bottom w:type="dxa" w:w="120"/>
+              <w:right w:type="dxa" w:w="140"/>
+            </w:tcMar>
+            <w:vAlign w:val="center"/>
+          </w:tcPr>
+          <w:p>
+            <w:pPr>
+              <w:spacing w:after="40" w:before="40"/>
               <w:jc w:val="left"/>
             </w:pPr>
             <w:r>
@@ -1957,12 +2762,12 @@
       <w:tblPr>
         <w:tblW w:type="pct" w:w="100%"/>
         <w:tblBorders>
-          <w:top w:val="single" w:color="auto" w:sz="4"/>
-          <w:left w:val="single" w:color="auto" w:sz="4"/>
-          <w:bottom w:val="single" w:color="auto" w:sz="4"/>
-          <w:right w:val="single" w:color="auto" w:sz="4"/>
-          <w:insideH w:val="single" w:color="auto" w:sz="4"/>
-          <w:insideV w:val="single" w:color="auto" w:sz="4"/>
+          <w:top w:val="single" w:color="BFBFBF" w:sz="4"/>
+          <w:left w:val="single" w:color="BFBFBF" w:sz="4"/>
+          <w:bottom w:val="single" w:color="BFBFBF" w:sz="4"/>
+          <w:right w:val="single" w:color="BFBFBF" w:sz="4"/>
+          <w:insideH w:val="single" w:color="BFBFBF" w:sz="4"/>
+          <w:insideV w:val="single" w:color="BFBFBF" w:sz="4"/>
         </w:tblBorders>
       </w:tblPr>
       <w:tblGrid>
@@ -1972,12 +2777,23 @@
         <w:gridCol w:w="100"/>
       </w:tblGrid>
       <w:tr>
-        <w:tc>
-          <w:tcPr>
-            <w:shd w:fill="00A050" w:val="clear"/>
-          </w:tcPr>
-          <w:p>
-            <w:pPr>
+        <w:trPr>
+          <w:cantSplit/>
+        </w:trPr>
+        <w:tc>
+          <w:tcPr>
+            <w:shd w:fill="00A050" w:color="auto" w:val="clear"/>
+            <w:tcMar>
+              <w:top w:type="dxa" w:w="120"/>
+              <w:left w:type="dxa" w:w="140"/>
+              <w:bottom w:type="dxa" w:w="120"/>
+              <w:right w:type="dxa" w:w="140"/>
+            </w:tcMar>
+            <w:vAlign w:val="center"/>
+          </w:tcPr>
+          <w:p>
+            <w:pPr>
+              <w:spacing w:after="40" w:before="40"/>
               <w:jc w:val="left"/>
             </w:pPr>
             <w:r>
@@ -1994,10 +2810,18 @@
         </w:tc>
         <w:tc>
           <w:tcPr>
-            <w:shd w:fill="00A050" w:val="clear"/>
-          </w:tcPr>
-          <w:p>
-            <w:pPr>
+            <w:shd w:fill="00A050" w:color="auto" w:val="clear"/>
+            <w:tcMar>
+              <w:top w:type="dxa" w:w="120"/>
+              <w:left w:type="dxa" w:w="140"/>
+              <w:bottom w:type="dxa" w:w="120"/>
+              <w:right w:type="dxa" w:w="140"/>
+            </w:tcMar>
+            <w:vAlign w:val="center"/>
+          </w:tcPr>
+          <w:p>
+            <w:pPr>
+              <w:spacing w:after="40" w:before="40"/>
               <w:jc w:val="left"/>
             </w:pPr>
             <w:r>
@@ -2014,10 +2838,18 @@
         </w:tc>
         <w:tc>
           <w:tcPr>
-            <w:shd w:fill="00A050" w:val="clear"/>
-          </w:tcPr>
-          <w:p>
-            <w:pPr>
+            <w:shd w:fill="00A050" w:color="auto" w:val="clear"/>
+            <w:tcMar>
+              <w:top w:type="dxa" w:w="120"/>
+              <w:left w:type="dxa" w:w="140"/>
+              <w:bottom w:type="dxa" w:w="120"/>
+              <w:right w:type="dxa" w:w="140"/>
+            </w:tcMar>
+            <w:vAlign w:val="center"/>
+          </w:tcPr>
+          <w:p>
+            <w:pPr>
+              <w:spacing w:after="40" w:before="40"/>
               <w:jc w:val="left"/>
             </w:pPr>
             <w:r>
@@ -2034,10 +2866,18 @@
         </w:tc>
         <w:tc>
           <w:tcPr>
-            <w:shd w:fill="00A050" w:val="clear"/>
-          </w:tcPr>
-          <w:p>
-            <w:pPr>
+            <w:shd w:fill="00A050" w:color="auto" w:val="clear"/>
+            <w:tcMar>
+              <w:top w:type="dxa" w:w="120"/>
+              <w:left w:type="dxa" w:w="140"/>
+              <w:bottom w:type="dxa" w:w="120"/>
+              <w:right w:type="dxa" w:w="140"/>
+            </w:tcMar>
+            <w:vAlign w:val="center"/>
+          </w:tcPr>
+          <w:p>
+            <w:pPr>
+              <w:spacing w:after="40" w:before="40"/>
               <w:jc w:val="left"/>
             </w:pPr>
             <w:r>
@@ -2054,12 +2894,23 @@
         </w:tc>
       </w:tr>
       <w:tr>
+        <w:trPr>
+          <w:cantSplit/>
+        </w:trPr>
         <w:tc>
           <w:tcPr>
             <w:tcW w:type="pct" w:w="10%"/>
-          </w:tcPr>
-          <w:p>
-            <w:pPr>
+            <w:tcMar>
+              <w:top w:type="dxa" w:w="120"/>
+              <w:left w:type="dxa" w:w="140"/>
+              <w:bottom w:type="dxa" w:w="120"/>
+              <w:right w:type="dxa" w:w="140"/>
+            </w:tcMar>
+            <w:vAlign w:val="center"/>
+          </w:tcPr>
+          <w:p>
+            <w:pPr>
+              <w:spacing w:after="40" w:before="40"/>
               <w:jc w:val="left"/>
             </w:pPr>
             <w:r>
@@ -2076,9 +2927,17 @@
         <w:tc>
           <w:tcPr>
             <w:tcW w:type="pct" w:w="15%"/>
-          </w:tcPr>
-          <w:p>
-            <w:pPr>
+            <w:tcMar>
+              <w:top w:type="dxa" w:w="120"/>
+              <w:left w:type="dxa" w:w="140"/>
+              <w:bottom w:type="dxa" w:w="120"/>
+              <w:right w:type="dxa" w:w="140"/>
+            </w:tcMar>
+            <w:vAlign w:val="center"/>
+          </w:tcPr>
+          <w:p>
+            <w:pPr>
+              <w:spacing w:after="40" w:before="40"/>
               <w:jc w:val="left"/>
             </w:pPr>
             <w:r>
@@ -2093,9 +2952,17 @@
         <w:tc>
           <w:tcPr>
             <w:tcW w:type="pct" w:w="60%"/>
-          </w:tcPr>
-          <w:p>
-            <w:pPr>
+            <w:tcMar>
+              <w:top w:type="dxa" w:w="120"/>
+              <w:left w:type="dxa" w:w="140"/>
+              <w:bottom w:type="dxa" w:w="120"/>
+              <w:right w:type="dxa" w:w="140"/>
+            </w:tcMar>
+            <w:vAlign w:val="center"/>
+          </w:tcPr>
+          <w:p>
+            <w:pPr>
+              <w:spacing w:after="40" w:before="40"/>
               <w:jc w:val="left"/>
             </w:pPr>
             <w:r>
@@ -2110,9 +2977,17 @@
         <w:tc>
           <w:tcPr>
             <w:tcW w:type="pct" w:w="15%"/>
-          </w:tcPr>
-          <w:p>
-            <w:pPr>
+            <w:tcMar>
+              <w:top w:type="dxa" w:w="120"/>
+              <w:left w:type="dxa" w:w="140"/>
+              <w:bottom w:type="dxa" w:w="120"/>
+              <w:right w:type="dxa" w:w="140"/>
+            </w:tcMar>
+            <w:vAlign w:val="center"/>
+          </w:tcPr>
+          <w:p>
+            <w:pPr>
+              <w:spacing w:after="40" w:before="40"/>
               <w:jc w:val="left"/>
             </w:pPr>
             <w:r>
@@ -2127,12 +3002,23 @@
         </w:tc>
       </w:tr>
       <w:tr>
+        <w:trPr>
+          <w:cantSplit/>
+        </w:trPr>
         <w:tc>
           <w:tcPr>
             <w:tcW w:type="pct" w:w="10%"/>
-          </w:tcPr>
-          <w:p>
-            <w:pPr>
+            <w:tcMar>
+              <w:top w:type="dxa" w:w="120"/>
+              <w:left w:type="dxa" w:w="140"/>
+              <w:bottom w:type="dxa" w:w="120"/>
+              <w:right w:type="dxa" w:w="140"/>
+            </w:tcMar>
+            <w:vAlign w:val="center"/>
+          </w:tcPr>
+          <w:p>
+            <w:pPr>
+              <w:spacing w:after="40" w:before="40"/>
               <w:jc w:val="left"/>
             </w:pPr>
             <w:r>
@@ -2149,9 +3035,17 @@
         <w:tc>
           <w:tcPr>
             <w:tcW w:type="pct" w:w="15%"/>
-          </w:tcPr>
-          <w:p>
-            <w:pPr>
+            <w:tcMar>
+              <w:top w:type="dxa" w:w="120"/>
+              <w:left w:type="dxa" w:w="140"/>
+              <w:bottom w:type="dxa" w:w="120"/>
+              <w:right w:type="dxa" w:w="140"/>
+            </w:tcMar>
+            <w:vAlign w:val="center"/>
+          </w:tcPr>
+          <w:p>
+            <w:pPr>
+              <w:spacing w:after="40" w:before="40"/>
               <w:jc w:val="left"/>
             </w:pPr>
             <w:r>
@@ -2166,9 +3060,17 @@
         <w:tc>
           <w:tcPr>
             <w:tcW w:type="pct" w:w="60%"/>
-          </w:tcPr>
-          <w:p>
-            <w:pPr>
+            <w:tcMar>
+              <w:top w:type="dxa" w:w="120"/>
+              <w:left w:type="dxa" w:w="140"/>
+              <w:bottom w:type="dxa" w:w="120"/>
+              <w:right w:type="dxa" w:w="140"/>
+            </w:tcMar>
+            <w:vAlign w:val="center"/>
+          </w:tcPr>
+          <w:p>
+            <w:pPr>
+              <w:spacing w:after="40" w:before="40"/>
               <w:jc w:val="left"/>
             </w:pPr>
             <w:r>
@@ -2183,9 +3085,17 @@
         <w:tc>
           <w:tcPr>
             <w:tcW w:type="pct" w:w="15%"/>
-          </w:tcPr>
-          <w:p>
-            <w:pPr>
+            <w:tcMar>
+              <w:top w:type="dxa" w:w="120"/>
+              <w:left w:type="dxa" w:w="140"/>
+              <w:bottom w:type="dxa" w:w="120"/>
+              <w:right w:type="dxa" w:w="140"/>
+            </w:tcMar>
+            <w:vAlign w:val="center"/>
+          </w:tcPr>
+          <w:p>
+            <w:pPr>
+              <w:spacing w:after="40" w:before="40"/>
               <w:jc w:val="left"/>
             </w:pPr>
             <w:r>
@@ -2200,12 +3110,23 @@
         </w:tc>
       </w:tr>
       <w:tr>
+        <w:trPr>
+          <w:cantSplit/>
+        </w:trPr>
         <w:tc>
           <w:tcPr>
             <w:tcW w:type="pct" w:w="10%"/>
-          </w:tcPr>
-          <w:p>
-            <w:pPr>
+            <w:tcMar>
+              <w:top w:type="dxa" w:w="120"/>
+              <w:left w:type="dxa" w:w="140"/>
+              <w:bottom w:type="dxa" w:w="120"/>
+              <w:right w:type="dxa" w:w="140"/>
+            </w:tcMar>
+            <w:vAlign w:val="center"/>
+          </w:tcPr>
+          <w:p>
+            <w:pPr>
+              <w:spacing w:after="40" w:before="40"/>
               <w:jc w:val="left"/>
             </w:pPr>
             <w:r>
@@ -2222,9 +3143,17 @@
         <w:tc>
           <w:tcPr>
             <w:tcW w:type="pct" w:w="15%"/>
-          </w:tcPr>
-          <w:p>
-            <w:pPr>
+            <w:tcMar>
+              <w:top w:type="dxa" w:w="120"/>
+              <w:left w:type="dxa" w:w="140"/>
+              <w:bottom w:type="dxa" w:w="120"/>
+              <w:right w:type="dxa" w:w="140"/>
+            </w:tcMar>
+            <w:vAlign w:val="center"/>
+          </w:tcPr>
+          <w:p>
+            <w:pPr>
+              <w:spacing w:after="40" w:before="40"/>
               <w:jc w:val="left"/>
             </w:pPr>
             <w:r>
@@ -2239,9 +3168,17 @@
         <w:tc>
           <w:tcPr>
             <w:tcW w:type="pct" w:w="60%"/>
-          </w:tcPr>
-          <w:p>
-            <w:pPr>
+            <w:tcMar>
+              <w:top w:type="dxa" w:w="120"/>
+              <w:left w:type="dxa" w:w="140"/>
+              <w:bottom w:type="dxa" w:w="120"/>
+              <w:right w:type="dxa" w:w="140"/>
+            </w:tcMar>
+            <w:vAlign w:val="center"/>
+          </w:tcPr>
+          <w:p>
+            <w:pPr>
+              <w:spacing w:after="40" w:before="40"/>
               <w:jc w:val="left"/>
             </w:pPr>
             <w:r>
@@ -2256,9 +3193,17 @@
         <w:tc>
           <w:tcPr>
             <w:tcW w:type="pct" w:w="15%"/>
-          </w:tcPr>
-          <w:p>
-            <w:pPr>
+            <w:tcMar>
+              <w:top w:type="dxa" w:w="120"/>
+              <w:left w:type="dxa" w:w="140"/>
+              <w:bottom w:type="dxa" w:w="120"/>
+              <w:right w:type="dxa" w:w="140"/>
+            </w:tcMar>
+            <w:vAlign w:val="center"/>
+          </w:tcPr>
+          <w:p>
+            <w:pPr>
+              <w:spacing w:after="40" w:before="40"/>
               <w:jc w:val="left"/>
             </w:pPr>
             <w:r>
@@ -2273,12 +3218,23 @@
         </w:tc>
       </w:tr>
       <w:tr>
+        <w:trPr>
+          <w:cantSplit/>
+        </w:trPr>
         <w:tc>
           <w:tcPr>
             <w:tcW w:type="pct" w:w="10%"/>
-          </w:tcPr>
-          <w:p>
-            <w:pPr>
+            <w:tcMar>
+              <w:top w:type="dxa" w:w="120"/>
+              <w:left w:type="dxa" w:w="140"/>
+              <w:bottom w:type="dxa" w:w="120"/>
+              <w:right w:type="dxa" w:w="140"/>
+            </w:tcMar>
+            <w:vAlign w:val="center"/>
+          </w:tcPr>
+          <w:p>
+            <w:pPr>
+              <w:spacing w:after="40" w:before="40"/>
               <w:jc w:val="left"/>
             </w:pPr>
             <w:r>
@@ -2295,9 +3251,17 @@
         <w:tc>
           <w:tcPr>
             <w:tcW w:type="pct" w:w="15%"/>
-          </w:tcPr>
-          <w:p>
-            <w:pPr>
+            <w:tcMar>
+              <w:top w:type="dxa" w:w="120"/>
+              <w:left w:type="dxa" w:w="140"/>
+              <w:bottom w:type="dxa" w:w="120"/>
+              <w:right w:type="dxa" w:w="140"/>
+            </w:tcMar>
+            <w:vAlign w:val="center"/>
+          </w:tcPr>
+          <w:p>
+            <w:pPr>
+              <w:spacing w:after="40" w:before="40"/>
               <w:jc w:val="left"/>
             </w:pPr>
             <w:r>
@@ -2312,9 +3276,17 @@
         <w:tc>
           <w:tcPr>
             <w:tcW w:type="pct" w:w="60%"/>
-          </w:tcPr>
-          <w:p>
-            <w:pPr>
+            <w:tcMar>
+              <w:top w:type="dxa" w:w="120"/>
+              <w:left w:type="dxa" w:w="140"/>
+              <w:bottom w:type="dxa" w:w="120"/>
+              <w:right w:type="dxa" w:w="140"/>
+            </w:tcMar>
+            <w:vAlign w:val="center"/>
+          </w:tcPr>
+          <w:p>
+            <w:pPr>
+              <w:spacing w:after="40" w:before="40"/>
               <w:jc w:val="left"/>
             </w:pPr>
             <w:r>
@@ -2329,9 +3301,17 @@
         <w:tc>
           <w:tcPr>
             <w:tcW w:type="pct" w:w="15%"/>
-          </w:tcPr>
-          <w:p>
-            <w:pPr>
+            <w:tcMar>
+              <w:top w:type="dxa" w:w="120"/>
+              <w:left w:type="dxa" w:w="140"/>
+              <w:bottom w:type="dxa" w:w="120"/>
+              <w:right w:type="dxa" w:w="140"/>
+            </w:tcMar>
+            <w:vAlign w:val="center"/>
+          </w:tcPr>
+          <w:p>
+            <w:pPr>
+              <w:spacing w:after="40" w:before="40"/>
               <w:jc w:val="left"/>
             </w:pPr>
             <w:r>
@@ -2346,12 +3326,23 @@
         </w:tc>
       </w:tr>
       <w:tr>
+        <w:trPr>
+          <w:cantSplit/>
+        </w:trPr>
         <w:tc>
           <w:tcPr>
             <w:tcW w:type="pct" w:w="10%"/>
-          </w:tcPr>
-          <w:p>
-            <w:pPr>
+            <w:tcMar>
+              <w:top w:type="dxa" w:w="120"/>
+              <w:left w:type="dxa" w:w="140"/>
+              <w:bottom w:type="dxa" w:w="120"/>
+              <w:right w:type="dxa" w:w="140"/>
+            </w:tcMar>
+            <w:vAlign w:val="center"/>
+          </w:tcPr>
+          <w:p>
+            <w:pPr>
+              <w:spacing w:after="40" w:before="40"/>
               <w:jc w:val="left"/>
             </w:pPr>
             <w:r>
@@ -2368,9 +3359,17 @@
         <w:tc>
           <w:tcPr>
             <w:tcW w:type="pct" w:w="15%"/>
-          </w:tcPr>
-          <w:p>
-            <w:pPr>
+            <w:tcMar>
+              <w:top w:type="dxa" w:w="120"/>
+              <w:left w:type="dxa" w:w="140"/>
+              <w:bottom w:type="dxa" w:w="120"/>
+              <w:right w:type="dxa" w:w="140"/>
+            </w:tcMar>
+            <w:vAlign w:val="center"/>
+          </w:tcPr>
+          <w:p>
+            <w:pPr>
+              <w:spacing w:after="40" w:before="40"/>
               <w:jc w:val="left"/>
             </w:pPr>
             <w:r>
@@ -2385,9 +3384,17 @@
         <w:tc>
           <w:tcPr>
             <w:tcW w:type="pct" w:w="60%"/>
-          </w:tcPr>
-          <w:p>
-            <w:pPr>
+            <w:tcMar>
+              <w:top w:type="dxa" w:w="120"/>
+              <w:left w:type="dxa" w:w="140"/>
+              <w:bottom w:type="dxa" w:w="120"/>
+              <w:right w:type="dxa" w:w="140"/>
+            </w:tcMar>
+            <w:vAlign w:val="center"/>
+          </w:tcPr>
+          <w:p>
+            <w:pPr>
+              <w:spacing w:after="40" w:before="40"/>
               <w:jc w:val="left"/>
             </w:pPr>
             <w:r>
@@ -2402,9 +3409,17 @@
         <w:tc>
           <w:tcPr>
             <w:tcW w:type="pct" w:w="15%"/>
-          </w:tcPr>
-          <w:p>
-            <w:pPr>
+            <w:tcMar>
+              <w:top w:type="dxa" w:w="120"/>
+              <w:left w:type="dxa" w:w="140"/>
+              <w:bottom w:type="dxa" w:w="120"/>
+              <w:right w:type="dxa" w:w="140"/>
+            </w:tcMar>
+            <w:vAlign w:val="center"/>
+          </w:tcPr>
+          <w:p>
+            <w:pPr>
+              <w:spacing w:after="40" w:before="40"/>
               <w:jc w:val="left"/>
             </w:pPr>
             <w:r>
@@ -2419,12 +3434,23 @@
         </w:tc>
       </w:tr>
       <w:tr>
+        <w:trPr>
+          <w:cantSplit/>
+        </w:trPr>
         <w:tc>
           <w:tcPr>
             <w:tcW w:type="pct" w:w="10%"/>
-          </w:tcPr>
-          <w:p>
-            <w:pPr>
+            <w:tcMar>
+              <w:top w:type="dxa" w:w="120"/>
+              <w:left w:type="dxa" w:w="140"/>
+              <w:bottom w:type="dxa" w:w="120"/>
+              <w:right w:type="dxa" w:w="140"/>
+            </w:tcMar>
+            <w:vAlign w:val="center"/>
+          </w:tcPr>
+          <w:p>
+            <w:pPr>
+              <w:spacing w:after="40" w:before="40"/>
               <w:jc w:val="left"/>
             </w:pPr>
             <w:r>
@@ -2441,9 +3467,17 @@
         <w:tc>
           <w:tcPr>
             <w:tcW w:type="pct" w:w="15%"/>
-          </w:tcPr>
-          <w:p>
-            <w:pPr>
+            <w:tcMar>
+              <w:top w:type="dxa" w:w="120"/>
+              <w:left w:type="dxa" w:w="140"/>
+              <w:bottom w:type="dxa" w:w="120"/>
+              <w:right w:type="dxa" w:w="140"/>
+            </w:tcMar>
+            <w:vAlign w:val="center"/>
+          </w:tcPr>
+          <w:p>
+            <w:pPr>
+              <w:spacing w:after="40" w:before="40"/>
               <w:jc w:val="left"/>
             </w:pPr>
             <w:r>
@@ -2458,9 +3492,17 @@
         <w:tc>
           <w:tcPr>
             <w:tcW w:type="pct" w:w="60%"/>
-          </w:tcPr>
-          <w:p>
-            <w:pPr>
+            <w:tcMar>
+              <w:top w:type="dxa" w:w="120"/>
+              <w:left w:type="dxa" w:w="140"/>
+              <w:bottom w:type="dxa" w:w="120"/>
+              <w:right w:type="dxa" w:w="140"/>
+            </w:tcMar>
+            <w:vAlign w:val="center"/>
+          </w:tcPr>
+          <w:p>
+            <w:pPr>
+              <w:spacing w:after="40" w:before="40"/>
               <w:jc w:val="left"/>
             </w:pPr>
             <w:r>
@@ -2475,9 +3517,17 @@
         <w:tc>
           <w:tcPr>
             <w:tcW w:type="pct" w:w="15%"/>
-          </w:tcPr>
-          <w:p>
-            <w:pPr>
+            <w:tcMar>
+              <w:top w:type="dxa" w:w="120"/>
+              <w:left w:type="dxa" w:w="140"/>
+              <w:bottom w:type="dxa" w:w="120"/>
+              <w:right w:type="dxa" w:w="140"/>
+            </w:tcMar>
+            <w:vAlign w:val="center"/>
+          </w:tcPr>
+          <w:p>
+            <w:pPr>
+              <w:spacing w:after="40" w:before="40"/>
               <w:jc w:val="left"/>
             </w:pPr>
             <w:r>
@@ -2512,12 +3562,12 @@
       <w:tblPr>
         <w:tblW w:type="pct" w:w="100%"/>
         <w:tblBorders>
-          <w:top w:val="single" w:color="auto" w:sz="4"/>
-          <w:left w:val="single" w:color="auto" w:sz="4"/>
-          <w:bottom w:val="single" w:color="auto" w:sz="4"/>
-          <w:right w:val="single" w:color="auto" w:sz="4"/>
-          <w:insideH w:val="single" w:color="auto" w:sz="4"/>
-          <w:insideV w:val="single" w:color="auto" w:sz="4"/>
+          <w:top w:val="single" w:color="BFBFBF" w:sz="4"/>
+          <w:left w:val="single" w:color="BFBFBF" w:sz="4"/>
+          <w:bottom w:val="single" w:color="BFBFBF" w:sz="4"/>
+          <w:right w:val="single" w:color="BFBFBF" w:sz="4"/>
+          <w:insideH w:val="single" w:color="BFBFBF" w:sz="4"/>
+          <w:insideV w:val="single" w:color="BFBFBF" w:sz="4"/>
         </w:tblBorders>
       </w:tblPr>
       <w:tblGrid>
@@ -2527,12 +3577,23 @@
         <w:gridCol w:w="100"/>
       </w:tblGrid>
       <w:tr>
-        <w:tc>
-          <w:tcPr>
-            <w:shd w:fill="00A050" w:val="clear"/>
-          </w:tcPr>
-          <w:p>
-            <w:pPr>
+        <w:trPr>
+          <w:cantSplit/>
+        </w:trPr>
+        <w:tc>
+          <w:tcPr>
+            <w:shd w:fill="00A050" w:color="auto" w:val="clear"/>
+            <w:tcMar>
+              <w:top w:type="dxa" w:w="120"/>
+              <w:left w:type="dxa" w:w="140"/>
+              <w:bottom w:type="dxa" w:w="120"/>
+              <w:right w:type="dxa" w:w="140"/>
+            </w:tcMar>
+            <w:vAlign w:val="center"/>
+          </w:tcPr>
+          <w:p>
+            <w:pPr>
+              <w:spacing w:after="40" w:before="40"/>
               <w:jc w:val="left"/>
             </w:pPr>
             <w:r>
@@ -2549,10 +3610,18 @@
         </w:tc>
         <w:tc>
           <w:tcPr>
-            <w:shd w:fill="00A050" w:val="clear"/>
-          </w:tcPr>
-          <w:p>
-            <w:pPr>
+            <w:shd w:fill="00A050" w:color="auto" w:val="clear"/>
+            <w:tcMar>
+              <w:top w:type="dxa" w:w="120"/>
+              <w:left w:type="dxa" w:w="140"/>
+              <w:bottom w:type="dxa" w:w="120"/>
+              <w:right w:type="dxa" w:w="140"/>
+            </w:tcMar>
+            <w:vAlign w:val="center"/>
+          </w:tcPr>
+          <w:p>
+            <w:pPr>
+              <w:spacing w:after="40" w:before="40"/>
               <w:jc w:val="left"/>
             </w:pPr>
             <w:r>
@@ -2569,10 +3638,18 @@
         </w:tc>
         <w:tc>
           <w:tcPr>
-            <w:shd w:fill="00A050" w:val="clear"/>
-          </w:tcPr>
-          <w:p>
-            <w:pPr>
+            <w:shd w:fill="00A050" w:color="auto" w:val="clear"/>
+            <w:tcMar>
+              <w:top w:type="dxa" w:w="120"/>
+              <w:left w:type="dxa" w:w="140"/>
+              <w:bottom w:type="dxa" w:w="120"/>
+              <w:right w:type="dxa" w:w="140"/>
+            </w:tcMar>
+            <w:vAlign w:val="center"/>
+          </w:tcPr>
+          <w:p>
+            <w:pPr>
+              <w:spacing w:after="40" w:before="40"/>
               <w:jc w:val="left"/>
             </w:pPr>
             <w:r>
@@ -2589,10 +3666,18 @@
         </w:tc>
         <w:tc>
           <w:tcPr>
-            <w:shd w:fill="00A050" w:val="clear"/>
-          </w:tcPr>
-          <w:p>
-            <w:pPr>
+            <w:shd w:fill="00A050" w:color="auto" w:val="clear"/>
+            <w:tcMar>
+              <w:top w:type="dxa" w:w="120"/>
+              <w:left w:type="dxa" w:w="140"/>
+              <w:bottom w:type="dxa" w:w="120"/>
+              <w:right w:type="dxa" w:w="140"/>
+            </w:tcMar>
+            <w:vAlign w:val="center"/>
+          </w:tcPr>
+          <w:p>
+            <w:pPr>
+              <w:spacing w:after="40" w:before="40"/>
               <w:jc w:val="left"/>
             </w:pPr>
             <w:r>
@@ -2609,12 +3694,23 @@
         </w:tc>
       </w:tr>
       <w:tr>
+        <w:trPr>
+          <w:cantSplit/>
+        </w:trPr>
         <w:tc>
           <w:tcPr>
             <w:tcW w:type="pct" w:w="10%"/>
-          </w:tcPr>
-          <w:p>
-            <w:pPr>
+            <w:tcMar>
+              <w:top w:type="dxa" w:w="120"/>
+              <w:left w:type="dxa" w:w="140"/>
+              <w:bottom w:type="dxa" w:w="120"/>
+              <w:right w:type="dxa" w:w="140"/>
+            </w:tcMar>
+            <w:vAlign w:val="center"/>
+          </w:tcPr>
+          <w:p>
+            <w:pPr>
+              <w:spacing w:after="40" w:before="40"/>
               <w:jc w:val="left"/>
             </w:pPr>
             <w:r>
@@ -2631,9 +3727,17 @@
         <w:tc>
           <w:tcPr>
             <w:tcW w:type="pct" w:w="15%"/>
-          </w:tcPr>
-          <w:p>
-            <w:pPr>
+            <w:tcMar>
+              <w:top w:type="dxa" w:w="120"/>
+              <w:left w:type="dxa" w:w="140"/>
+              <w:bottom w:type="dxa" w:w="120"/>
+              <w:right w:type="dxa" w:w="140"/>
+            </w:tcMar>
+            <w:vAlign w:val="center"/>
+          </w:tcPr>
+          <w:p>
+            <w:pPr>
+              <w:spacing w:after="40" w:before="40"/>
               <w:jc w:val="left"/>
             </w:pPr>
             <w:r>
@@ -2648,9 +3752,17 @@
         <w:tc>
           <w:tcPr>
             <w:tcW w:type="pct" w:w="60%"/>
-          </w:tcPr>
-          <w:p>
-            <w:pPr>
+            <w:tcMar>
+              <w:top w:type="dxa" w:w="120"/>
+              <w:left w:type="dxa" w:w="140"/>
+              <w:bottom w:type="dxa" w:w="120"/>
+              <w:right w:type="dxa" w:w="140"/>
+            </w:tcMar>
+            <w:vAlign w:val="center"/>
+          </w:tcPr>
+          <w:p>
+            <w:pPr>
+              <w:spacing w:after="40" w:before="40"/>
               <w:jc w:val="left"/>
             </w:pPr>
             <w:r>
@@ -2665,9 +3777,17 @@
         <w:tc>
           <w:tcPr>
             <w:tcW w:type="pct" w:w="15%"/>
-          </w:tcPr>
-          <w:p>
-            <w:pPr>
+            <w:tcMar>
+              <w:top w:type="dxa" w:w="120"/>
+              <w:left w:type="dxa" w:w="140"/>
+              <w:bottom w:type="dxa" w:w="120"/>
+              <w:right w:type="dxa" w:w="140"/>
+            </w:tcMar>
+            <w:vAlign w:val="center"/>
+          </w:tcPr>
+          <w:p>
+            <w:pPr>
+              <w:spacing w:after="40" w:before="40"/>
               <w:jc w:val="left"/>
             </w:pPr>
             <w:r>
@@ -2682,12 +3802,23 @@
         </w:tc>
       </w:tr>
       <w:tr>
+        <w:trPr>
+          <w:cantSplit/>
+        </w:trPr>
         <w:tc>
           <w:tcPr>
             <w:tcW w:type="pct" w:w="10%"/>
-          </w:tcPr>
-          <w:p>
-            <w:pPr>
+            <w:tcMar>
+              <w:top w:type="dxa" w:w="120"/>
+              <w:left w:type="dxa" w:w="140"/>
+              <w:bottom w:type="dxa" w:w="120"/>
+              <w:right w:type="dxa" w:w="140"/>
+            </w:tcMar>
+            <w:vAlign w:val="center"/>
+          </w:tcPr>
+          <w:p>
+            <w:pPr>
+              <w:spacing w:after="40" w:before="40"/>
               <w:jc w:val="left"/>
             </w:pPr>
             <w:r>
@@ -2704,9 +3835,17 @@
         <w:tc>
           <w:tcPr>
             <w:tcW w:type="pct" w:w="15%"/>
-          </w:tcPr>
-          <w:p>
-            <w:pPr>
+            <w:tcMar>
+              <w:top w:type="dxa" w:w="120"/>
+              <w:left w:type="dxa" w:w="140"/>
+              <w:bottom w:type="dxa" w:w="120"/>
+              <w:right w:type="dxa" w:w="140"/>
+            </w:tcMar>
+            <w:vAlign w:val="center"/>
+          </w:tcPr>
+          <w:p>
+            <w:pPr>
+              <w:spacing w:after="40" w:before="40"/>
               <w:jc w:val="left"/>
             </w:pPr>
             <w:r>
@@ -2721,9 +3860,17 @@
         <w:tc>
           <w:tcPr>
             <w:tcW w:type="pct" w:w="60%"/>
-          </w:tcPr>
-          <w:p>
-            <w:pPr>
+            <w:tcMar>
+              <w:top w:type="dxa" w:w="120"/>
+              <w:left w:type="dxa" w:w="140"/>
+              <w:bottom w:type="dxa" w:w="120"/>
+              <w:right w:type="dxa" w:w="140"/>
+            </w:tcMar>
+            <w:vAlign w:val="center"/>
+          </w:tcPr>
+          <w:p>
+            <w:pPr>
+              <w:spacing w:after="40" w:before="40"/>
               <w:jc w:val="left"/>
             </w:pPr>
             <w:r>
@@ -2738,9 +3885,17 @@
         <w:tc>
           <w:tcPr>
             <w:tcW w:type="pct" w:w="15%"/>
-          </w:tcPr>
-          <w:p>
-            <w:pPr>
+            <w:tcMar>
+              <w:top w:type="dxa" w:w="120"/>
+              <w:left w:type="dxa" w:w="140"/>
+              <w:bottom w:type="dxa" w:w="120"/>
+              <w:right w:type="dxa" w:w="140"/>
+            </w:tcMar>
+            <w:vAlign w:val="center"/>
+          </w:tcPr>
+          <w:p>
+            <w:pPr>
+              <w:spacing w:after="40" w:before="40"/>
               <w:jc w:val="left"/>
             </w:pPr>
             <w:r>
@@ -2775,12 +3930,12 @@
       <w:tblPr>
         <w:tblW w:type="pct" w:w="100%"/>
         <w:tblBorders>
-          <w:top w:val="single" w:color="auto" w:sz="4"/>
-          <w:left w:val="single" w:color="auto" w:sz="4"/>
-          <w:bottom w:val="single" w:color="auto" w:sz="4"/>
-          <w:right w:val="single" w:color="auto" w:sz="4"/>
-          <w:insideH w:val="single" w:color="auto" w:sz="4"/>
-          <w:insideV w:val="single" w:color="auto" w:sz="4"/>
+          <w:top w:val="single" w:color="BFBFBF" w:sz="4"/>
+          <w:left w:val="single" w:color="BFBFBF" w:sz="4"/>
+          <w:bottom w:val="single" w:color="BFBFBF" w:sz="4"/>
+          <w:right w:val="single" w:color="BFBFBF" w:sz="4"/>
+          <w:insideH w:val="single" w:color="BFBFBF" w:sz="4"/>
+          <w:insideV w:val="single" w:color="BFBFBF" w:sz="4"/>
         </w:tblBorders>
       </w:tblPr>
       <w:tblGrid>
@@ -2790,12 +3945,23 @@
         <w:gridCol w:w="100"/>
       </w:tblGrid>
       <w:tr>
-        <w:tc>
-          <w:tcPr>
-            <w:shd w:fill="00A050" w:val="clear"/>
-          </w:tcPr>
-          <w:p>
-            <w:pPr>
+        <w:trPr>
+          <w:cantSplit/>
+        </w:trPr>
+        <w:tc>
+          <w:tcPr>
+            <w:shd w:fill="00A050" w:color="auto" w:val="clear"/>
+            <w:tcMar>
+              <w:top w:type="dxa" w:w="120"/>
+              <w:left w:type="dxa" w:w="140"/>
+              <w:bottom w:type="dxa" w:w="120"/>
+              <w:right w:type="dxa" w:w="140"/>
+            </w:tcMar>
+            <w:vAlign w:val="center"/>
+          </w:tcPr>
+          <w:p>
+            <w:pPr>
+              <w:spacing w:after="40" w:before="40"/>
               <w:jc w:val="left"/>
             </w:pPr>
             <w:r>
@@ -2812,10 +3978,18 @@
         </w:tc>
         <w:tc>
           <w:tcPr>
-            <w:shd w:fill="00A050" w:val="clear"/>
-          </w:tcPr>
-          <w:p>
-            <w:pPr>
+            <w:shd w:fill="00A050" w:color="auto" w:val="clear"/>
+            <w:tcMar>
+              <w:top w:type="dxa" w:w="120"/>
+              <w:left w:type="dxa" w:w="140"/>
+              <w:bottom w:type="dxa" w:w="120"/>
+              <w:right w:type="dxa" w:w="140"/>
+            </w:tcMar>
+            <w:vAlign w:val="center"/>
+          </w:tcPr>
+          <w:p>
+            <w:pPr>
+              <w:spacing w:after="40" w:before="40"/>
               <w:jc w:val="left"/>
             </w:pPr>
             <w:r>
@@ -2832,10 +4006,18 @@
         </w:tc>
         <w:tc>
           <w:tcPr>
-            <w:shd w:fill="00A050" w:val="clear"/>
-          </w:tcPr>
-          <w:p>
-            <w:pPr>
+            <w:shd w:fill="00A050" w:color="auto" w:val="clear"/>
+            <w:tcMar>
+              <w:top w:type="dxa" w:w="120"/>
+              <w:left w:type="dxa" w:w="140"/>
+              <w:bottom w:type="dxa" w:w="120"/>
+              <w:right w:type="dxa" w:w="140"/>
+            </w:tcMar>
+            <w:vAlign w:val="center"/>
+          </w:tcPr>
+          <w:p>
+            <w:pPr>
+              <w:spacing w:after="40" w:before="40"/>
               <w:jc w:val="left"/>
             </w:pPr>
             <w:r>
@@ -2852,10 +4034,18 @@
         </w:tc>
         <w:tc>
           <w:tcPr>
-            <w:shd w:fill="00A050" w:val="clear"/>
-          </w:tcPr>
-          <w:p>
-            <w:pPr>
+            <w:shd w:fill="00A050" w:color="auto" w:val="clear"/>
+            <w:tcMar>
+              <w:top w:type="dxa" w:w="120"/>
+              <w:left w:type="dxa" w:w="140"/>
+              <w:bottom w:type="dxa" w:w="120"/>
+              <w:right w:type="dxa" w:w="140"/>
+            </w:tcMar>
+            <w:vAlign w:val="center"/>
+          </w:tcPr>
+          <w:p>
+            <w:pPr>
+              <w:spacing w:after="40" w:before="40"/>
               <w:jc w:val="left"/>
             </w:pPr>
             <w:r>
@@ -2872,12 +4062,23 @@
         </w:tc>
       </w:tr>
       <w:tr>
+        <w:trPr>
+          <w:cantSplit/>
+        </w:trPr>
         <w:tc>
           <w:tcPr>
             <w:tcW w:type="pct" w:w="10%"/>
-          </w:tcPr>
-          <w:p>
-            <w:pPr>
+            <w:tcMar>
+              <w:top w:type="dxa" w:w="120"/>
+              <w:left w:type="dxa" w:w="140"/>
+              <w:bottom w:type="dxa" w:w="120"/>
+              <w:right w:type="dxa" w:w="140"/>
+            </w:tcMar>
+            <w:vAlign w:val="center"/>
+          </w:tcPr>
+          <w:p>
+            <w:pPr>
+              <w:spacing w:after="40" w:before="40"/>
               <w:jc w:val="left"/>
             </w:pPr>
             <w:r>
@@ -2894,9 +4095,17 @@
         <w:tc>
           <w:tcPr>
             <w:tcW w:type="pct" w:w="15%"/>
-          </w:tcPr>
-          <w:p>
-            <w:pPr>
+            <w:tcMar>
+              <w:top w:type="dxa" w:w="120"/>
+              <w:left w:type="dxa" w:w="140"/>
+              <w:bottom w:type="dxa" w:w="120"/>
+              <w:right w:type="dxa" w:w="140"/>
+            </w:tcMar>
+            <w:vAlign w:val="center"/>
+          </w:tcPr>
+          <w:p>
+            <w:pPr>
+              <w:spacing w:after="40" w:before="40"/>
               <w:jc w:val="left"/>
             </w:pPr>
             <w:r>
@@ -2911,9 +4120,17 @@
         <w:tc>
           <w:tcPr>
             <w:tcW w:type="pct" w:w="60%"/>
-          </w:tcPr>
-          <w:p>
-            <w:pPr>
+            <w:tcMar>
+              <w:top w:type="dxa" w:w="120"/>
+              <w:left w:type="dxa" w:w="140"/>
+              <w:bottom w:type="dxa" w:w="120"/>
+              <w:right w:type="dxa" w:w="140"/>
+            </w:tcMar>
+            <w:vAlign w:val="center"/>
+          </w:tcPr>
+          <w:p>
+            <w:pPr>
+              <w:spacing w:after="40" w:before="40"/>
               <w:jc w:val="left"/>
             </w:pPr>
             <w:r>
@@ -2928,9 +4145,17 @@
         <w:tc>
           <w:tcPr>
             <w:tcW w:type="pct" w:w="15%"/>
-          </w:tcPr>
-          <w:p>
-            <w:pPr>
+            <w:tcMar>
+              <w:top w:type="dxa" w:w="120"/>
+              <w:left w:type="dxa" w:w="140"/>
+              <w:bottom w:type="dxa" w:w="120"/>
+              <w:right w:type="dxa" w:w="140"/>
+            </w:tcMar>
+            <w:vAlign w:val="center"/>
+          </w:tcPr>
+          <w:p>
+            <w:pPr>
+              <w:spacing w:after="40" w:before="40"/>
               <w:jc w:val="left"/>
             </w:pPr>
             <w:r>
@@ -2945,12 +4170,23 @@
         </w:tc>
       </w:tr>
       <w:tr>
+        <w:trPr>
+          <w:cantSplit/>
+        </w:trPr>
         <w:tc>
           <w:tcPr>
             <w:tcW w:type="pct" w:w="10%"/>
-          </w:tcPr>
-          <w:p>
-            <w:pPr>
+            <w:tcMar>
+              <w:top w:type="dxa" w:w="120"/>
+              <w:left w:type="dxa" w:w="140"/>
+              <w:bottom w:type="dxa" w:w="120"/>
+              <w:right w:type="dxa" w:w="140"/>
+            </w:tcMar>
+            <w:vAlign w:val="center"/>
+          </w:tcPr>
+          <w:p>
+            <w:pPr>
+              <w:spacing w:after="40" w:before="40"/>
               <w:jc w:val="left"/>
             </w:pPr>
             <w:r>
@@ -2967,9 +4203,17 @@
         <w:tc>
           <w:tcPr>
             <w:tcW w:type="pct" w:w="15%"/>
-          </w:tcPr>
-          <w:p>
-            <w:pPr>
+            <w:tcMar>
+              <w:top w:type="dxa" w:w="120"/>
+              <w:left w:type="dxa" w:w="140"/>
+              <w:bottom w:type="dxa" w:w="120"/>
+              <w:right w:type="dxa" w:w="140"/>
+            </w:tcMar>
+            <w:vAlign w:val="center"/>
+          </w:tcPr>
+          <w:p>
+            <w:pPr>
+              <w:spacing w:after="40" w:before="40"/>
               <w:jc w:val="left"/>
             </w:pPr>
             <w:r>
@@ -2984,9 +4228,17 @@
         <w:tc>
           <w:tcPr>
             <w:tcW w:type="pct" w:w="60%"/>
-          </w:tcPr>
-          <w:p>
-            <w:pPr>
+            <w:tcMar>
+              <w:top w:type="dxa" w:w="120"/>
+              <w:left w:type="dxa" w:w="140"/>
+              <w:bottom w:type="dxa" w:w="120"/>
+              <w:right w:type="dxa" w:w="140"/>
+            </w:tcMar>
+            <w:vAlign w:val="center"/>
+          </w:tcPr>
+          <w:p>
+            <w:pPr>
+              <w:spacing w:after="40" w:before="40"/>
               <w:jc w:val="left"/>
             </w:pPr>
             <w:r>
@@ -3001,9 +4253,17 @@
         <w:tc>
           <w:tcPr>
             <w:tcW w:type="pct" w:w="15%"/>
-          </w:tcPr>
-          <w:p>
-            <w:pPr>
+            <w:tcMar>
+              <w:top w:type="dxa" w:w="120"/>
+              <w:left w:type="dxa" w:w="140"/>
+              <w:bottom w:type="dxa" w:w="120"/>
+              <w:right w:type="dxa" w:w="140"/>
+            </w:tcMar>
+            <w:vAlign w:val="center"/>
+          </w:tcPr>
+          <w:p>
+            <w:pPr>
+              <w:spacing w:after="40" w:before="40"/>
               <w:jc w:val="left"/>
             </w:pPr>
             <w:r>
@@ -3018,12 +4278,23 @@
         </w:tc>
       </w:tr>
       <w:tr>
+        <w:trPr>
+          <w:cantSplit/>
+        </w:trPr>
         <w:tc>
           <w:tcPr>
             <w:tcW w:type="pct" w:w="10%"/>
-          </w:tcPr>
-          <w:p>
-            <w:pPr>
+            <w:tcMar>
+              <w:top w:type="dxa" w:w="120"/>
+              <w:left w:type="dxa" w:w="140"/>
+              <w:bottom w:type="dxa" w:w="120"/>
+              <w:right w:type="dxa" w:w="140"/>
+            </w:tcMar>
+            <w:vAlign w:val="center"/>
+          </w:tcPr>
+          <w:p>
+            <w:pPr>
+              <w:spacing w:after="40" w:before="40"/>
               <w:jc w:val="left"/>
             </w:pPr>
             <w:r>
@@ -3040,9 +4311,17 @@
         <w:tc>
           <w:tcPr>
             <w:tcW w:type="pct" w:w="15%"/>
-          </w:tcPr>
-          <w:p>
-            <w:pPr>
+            <w:tcMar>
+              <w:top w:type="dxa" w:w="120"/>
+              <w:left w:type="dxa" w:w="140"/>
+              <w:bottom w:type="dxa" w:w="120"/>
+              <w:right w:type="dxa" w:w="140"/>
+            </w:tcMar>
+            <w:vAlign w:val="center"/>
+          </w:tcPr>
+          <w:p>
+            <w:pPr>
+              <w:spacing w:after="40" w:before="40"/>
               <w:jc w:val="left"/>
             </w:pPr>
             <w:r>
@@ -3057,9 +4336,17 @@
         <w:tc>
           <w:tcPr>
             <w:tcW w:type="pct" w:w="60%"/>
-          </w:tcPr>
-          <w:p>
-            <w:pPr>
+            <w:tcMar>
+              <w:top w:type="dxa" w:w="120"/>
+              <w:left w:type="dxa" w:w="140"/>
+              <w:bottom w:type="dxa" w:w="120"/>
+              <w:right w:type="dxa" w:w="140"/>
+            </w:tcMar>
+            <w:vAlign w:val="center"/>
+          </w:tcPr>
+          <w:p>
+            <w:pPr>
+              <w:spacing w:after="40" w:before="40"/>
               <w:jc w:val="left"/>
             </w:pPr>
             <w:r>
@@ -3074,9 +4361,17 @@
         <w:tc>
           <w:tcPr>
             <w:tcW w:type="pct" w:w="15%"/>
-          </w:tcPr>
-          <w:p>
-            <w:pPr>
+            <w:tcMar>
+              <w:top w:type="dxa" w:w="120"/>
+              <w:left w:type="dxa" w:w="140"/>
+              <w:bottom w:type="dxa" w:w="120"/>
+              <w:right w:type="dxa" w:w="140"/>
+            </w:tcMar>
+            <w:vAlign w:val="center"/>
+          </w:tcPr>
+          <w:p>
+            <w:pPr>
+              <w:spacing w:after="40" w:before="40"/>
               <w:jc w:val="left"/>
             </w:pPr>
             <w:r>
@@ -3091,12 +4386,23 @@
         </w:tc>
       </w:tr>
       <w:tr>
+        <w:trPr>
+          <w:cantSplit/>
+        </w:trPr>
         <w:tc>
           <w:tcPr>
             <w:tcW w:type="pct" w:w="10%"/>
-          </w:tcPr>
-          <w:p>
-            <w:pPr>
+            <w:tcMar>
+              <w:top w:type="dxa" w:w="120"/>
+              <w:left w:type="dxa" w:w="140"/>
+              <w:bottom w:type="dxa" w:w="120"/>
+              <w:right w:type="dxa" w:w="140"/>
+            </w:tcMar>
+            <w:vAlign w:val="center"/>
+          </w:tcPr>
+          <w:p>
+            <w:pPr>
+              <w:spacing w:after="40" w:before="40"/>
               <w:jc w:val="left"/>
             </w:pPr>
             <w:r>
@@ -3113,9 +4419,17 @@
         <w:tc>
           <w:tcPr>
             <w:tcW w:type="pct" w:w="15%"/>
-          </w:tcPr>
-          <w:p>
-            <w:pPr>
+            <w:tcMar>
+              <w:top w:type="dxa" w:w="120"/>
+              <w:left w:type="dxa" w:w="140"/>
+              <w:bottom w:type="dxa" w:w="120"/>
+              <w:right w:type="dxa" w:w="140"/>
+            </w:tcMar>
+            <w:vAlign w:val="center"/>
+          </w:tcPr>
+          <w:p>
+            <w:pPr>
+              <w:spacing w:after="40" w:before="40"/>
               <w:jc w:val="left"/>
             </w:pPr>
             <w:r>
@@ -3130,9 +4444,17 @@
         <w:tc>
           <w:tcPr>
             <w:tcW w:type="pct" w:w="60%"/>
-          </w:tcPr>
-          <w:p>
-            <w:pPr>
+            <w:tcMar>
+              <w:top w:type="dxa" w:w="120"/>
+              <w:left w:type="dxa" w:w="140"/>
+              <w:bottom w:type="dxa" w:w="120"/>
+              <w:right w:type="dxa" w:w="140"/>
+            </w:tcMar>
+            <w:vAlign w:val="center"/>
+          </w:tcPr>
+          <w:p>
+            <w:pPr>
+              <w:spacing w:after="40" w:before="40"/>
               <w:jc w:val="left"/>
             </w:pPr>
             <w:r>
@@ -3147,9 +4469,17 @@
         <w:tc>
           <w:tcPr>
             <w:tcW w:type="pct" w:w="15%"/>
-          </w:tcPr>
-          <w:p>
-            <w:pPr>
+            <w:tcMar>
+              <w:top w:type="dxa" w:w="120"/>
+              <w:left w:type="dxa" w:w="140"/>
+              <w:bottom w:type="dxa" w:w="120"/>
+              <w:right w:type="dxa" w:w="140"/>
+            </w:tcMar>
+            <w:vAlign w:val="center"/>
+          </w:tcPr>
+          <w:p>
+            <w:pPr>
+              <w:spacing w:after="40" w:before="40"/>
               <w:jc w:val="left"/>
             </w:pPr>
             <w:r>
@@ -3164,12 +4494,23 @@
         </w:tc>
       </w:tr>
       <w:tr>
+        <w:trPr>
+          <w:cantSplit/>
+        </w:trPr>
         <w:tc>
           <w:tcPr>
             <w:tcW w:type="pct" w:w="10%"/>
-          </w:tcPr>
-          <w:p>
-            <w:pPr>
+            <w:tcMar>
+              <w:top w:type="dxa" w:w="120"/>
+              <w:left w:type="dxa" w:w="140"/>
+              <w:bottom w:type="dxa" w:w="120"/>
+              <w:right w:type="dxa" w:w="140"/>
+            </w:tcMar>
+            <w:vAlign w:val="center"/>
+          </w:tcPr>
+          <w:p>
+            <w:pPr>
+              <w:spacing w:after="40" w:before="40"/>
               <w:jc w:val="left"/>
             </w:pPr>
             <w:r>
@@ -3186,9 +4527,17 @@
         <w:tc>
           <w:tcPr>
             <w:tcW w:type="pct" w:w="15%"/>
-          </w:tcPr>
-          <w:p>
-            <w:pPr>
+            <w:tcMar>
+              <w:top w:type="dxa" w:w="120"/>
+              <w:left w:type="dxa" w:w="140"/>
+              <w:bottom w:type="dxa" w:w="120"/>
+              <w:right w:type="dxa" w:w="140"/>
+            </w:tcMar>
+            <w:vAlign w:val="center"/>
+          </w:tcPr>
+          <w:p>
+            <w:pPr>
+              <w:spacing w:after="40" w:before="40"/>
               <w:jc w:val="left"/>
             </w:pPr>
             <w:r>
@@ -3203,9 +4552,17 @@
         <w:tc>
           <w:tcPr>
             <w:tcW w:type="pct" w:w="60%"/>
-          </w:tcPr>
-          <w:p>
-            <w:pPr>
+            <w:tcMar>
+              <w:top w:type="dxa" w:w="120"/>
+              <w:left w:type="dxa" w:w="140"/>
+              <w:bottom w:type="dxa" w:w="120"/>
+              <w:right w:type="dxa" w:w="140"/>
+            </w:tcMar>
+            <w:vAlign w:val="center"/>
+          </w:tcPr>
+          <w:p>
+            <w:pPr>
+              <w:spacing w:after="40" w:before="40"/>
               <w:jc w:val="left"/>
             </w:pPr>
             <w:r>
@@ -3220,9 +4577,17 @@
         <w:tc>
           <w:tcPr>
             <w:tcW w:type="pct" w:w="15%"/>
-          </w:tcPr>
-          <w:p>
-            <w:pPr>
+            <w:tcMar>
+              <w:top w:type="dxa" w:w="120"/>
+              <w:left w:type="dxa" w:w="140"/>
+              <w:bottom w:type="dxa" w:w="120"/>
+              <w:right w:type="dxa" w:w="140"/>
+            </w:tcMar>
+            <w:vAlign w:val="center"/>
+          </w:tcPr>
+          <w:p>
+            <w:pPr>
+              <w:spacing w:after="40" w:before="40"/>
               <w:jc w:val="left"/>
             </w:pPr>
             <w:r>
@@ -3237,12 +4602,23 @@
         </w:tc>
       </w:tr>
       <w:tr>
+        <w:trPr>
+          <w:cantSplit/>
+        </w:trPr>
         <w:tc>
           <w:tcPr>
             <w:tcW w:type="pct" w:w="10%"/>
-          </w:tcPr>
-          <w:p>
-            <w:pPr>
+            <w:tcMar>
+              <w:top w:type="dxa" w:w="120"/>
+              <w:left w:type="dxa" w:w="140"/>
+              <w:bottom w:type="dxa" w:w="120"/>
+              <w:right w:type="dxa" w:w="140"/>
+            </w:tcMar>
+            <w:vAlign w:val="center"/>
+          </w:tcPr>
+          <w:p>
+            <w:pPr>
+              <w:spacing w:after="40" w:before="40"/>
               <w:jc w:val="left"/>
             </w:pPr>
             <w:r>
@@ -3259,9 +4635,17 @@
         <w:tc>
           <w:tcPr>
             <w:tcW w:type="pct" w:w="15%"/>
-          </w:tcPr>
-          <w:p>
-            <w:pPr>
+            <w:tcMar>
+              <w:top w:type="dxa" w:w="120"/>
+              <w:left w:type="dxa" w:w="140"/>
+              <w:bottom w:type="dxa" w:w="120"/>
+              <w:right w:type="dxa" w:w="140"/>
+            </w:tcMar>
+            <w:vAlign w:val="center"/>
+          </w:tcPr>
+          <w:p>
+            <w:pPr>
+              <w:spacing w:after="40" w:before="40"/>
               <w:jc w:val="left"/>
             </w:pPr>
             <w:r>
@@ -3276,9 +4660,17 @@
         <w:tc>
           <w:tcPr>
             <w:tcW w:type="pct" w:w="60%"/>
-          </w:tcPr>
-          <w:p>
-            <w:pPr>
+            <w:tcMar>
+              <w:top w:type="dxa" w:w="120"/>
+              <w:left w:type="dxa" w:w="140"/>
+              <w:bottom w:type="dxa" w:w="120"/>
+              <w:right w:type="dxa" w:w="140"/>
+            </w:tcMar>
+            <w:vAlign w:val="center"/>
+          </w:tcPr>
+          <w:p>
+            <w:pPr>
+              <w:spacing w:after="40" w:before="40"/>
               <w:jc w:val="left"/>
             </w:pPr>
             <w:r>
@@ -3293,9 +4685,17 @@
         <w:tc>
           <w:tcPr>
             <w:tcW w:type="pct" w:w="15%"/>
-          </w:tcPr>
-          <w:p>
-            <w:pPr>
+            <w:tcMar>
+              <w:top w:type="dxa" w:w="120"/>
+              <w:left w:type="dxa" w:w="140"/>
+              <w:bottom w:type="dxa" w:w="120"/>
+              <w:right w:type="dxa" w:w="140"/>
+            </w:tcMar>
+            <w:vAlign w:val="center"/>
+          </w:tcPr>
+          <w:p>
+            <w:pPr>
+              <w:spacing w:after="40" w:before="40"/>
               <w:jc w:val="left"/>
             </w:pPr>
             <w:r>
@@ -3432,7 +4832,7 @@
     </w:p>
     <w:sectPr>
       <w:pgSz w:w="11906" w:h="16838" w:orient="portrait"/>
-      <w:pgMar w:top="1440" w:right="1440" w:bottom="1440" w:left="1440" w:header="708" w:footer="708" w:gutter="0"/>
+      <w:pgMar w:top="1080" w:right="1080" w:bottom="1080" w:left="1080" w:header="708" w:footer="708" w:gutter="0"/>
       <w:pgNumType/>
       <w:docGrid w:linePitch="360"/>
     </w:sectPr>
